--- a/manuscripts/p5_china_final.docx
+++ b/manuscripts/p5_china_final.docx
@@ -202,30 +202,7 @@
         <w:pStyle w:val="BodyText"/>
       </w:pPr>
       <w:r>
-        <w:rPr>
-          <w:bCs/>
-          <w:b/>
-        </w:rPr>
-        <w:t xml:space="preserve">Originality/value</w:t>
-      </w:r>
-      <w:r>
-        <w:t xml:space="preserve"> </w:t>
-      </w:r>
-      <w:r>
-        <w:t xml:space="preserve">— The convergence of three null moderation channels (cross-wave shift, working-capital conditioning, capability curvature moderation) supports the central interpretive claim of the paper:</w:t>
-      </w:r>
-      <w:r>
-        <w:t xml:space="preserve"> </w:t>
-      </w:r>
-      <w:r>
-        <w:rPr>
-          <w:bCs/>
-          <w:b/>
-        </w:rPr>
-        <w:t xml:space="preserve">the Chinese internationalization–performance trade-off is durably structural rather than wave-specific or capability-conditioned</w:t>
-      </w:r>
-      <w:r>
-        <w:t xml:space="preserve">. The contribution is most clearly an unexpected-stability finding against a strong directional prior, recasting the inverted-U threshold from a sample-specific regularity into an enduring feature of the setting. The findings also extend the China-specific cubic baseline of Đỗ and Phan (2026 — JFAR) and the multi-country emerging-Asia synthesis of Đỗ and Phan (2026 — VEFR) by adding a temporal-stability dimension.</w:t>
+        <w:t>Originality/value — H2b (structural durability) is confirmed over H2a (environmental shift): despite substantial structural change in China between 2012 and 2024, cross-wave tests support the thesis that the Chinese internationalization–performance trade-off is durably structural rather than wave-specific or capability-conditioned. The contribution recasts the inverted-U threshold from a sample-specific regularity into an enduring structural feature of the setting; null capability curvature moderation and unstable working-capital analyses reinforce this interpretation. The findings also extend the China-specific cubic baseline of Đỗ and Phan (2026 — JFAR) and the multi-country emerging-Asia synthesis of Đỗ and Phan (2026 — VEFR) by adding a temporal-stability dimension.</w:t>
       </w:r>
     </w:p>
     <w:p>
@@ -414,30 +391,7 @@
         </w:numPr>
       </w:pPr>
       <w:r>
-        <w:rPr>
-          <w:bCs/>
-          <w:b/>
-        </w:rPr>
-        <w:t xml:space="preserve">Foundational digital adoption</w:t>
-      </w:r>
-      <w:r>
-        <w:t xml:space="preserve"> </w:t>
-      </w:r>
-      <w:r>
-        <w:t xml:space="preserve">(DAI_core, single-item website-presence proxy) shows modest level-shift effects in 2024 and the pooled sample (β_z = +0.07 to +0.06) but</w:t>
-      </w:r>
-      <w:r>
-        <w:t xml:space="preserve"> </w:t>
-      </w:r>
-      <w:r>
-        <w:rPr>
-          <w:bCs/>
-          <w:b/>
-        </w:rPr>
-        <w:t xml:space="preserve">no curvature moderation</w:t>
-      </w:r>
-      <w:r>
-        <w:t xml:space="preserve">.</w:t>
+        <w:t>Basic digital presence (DAI_core, single-item website-presence proxy) shows modest positive associations with productivity in 2024 and the pooled sample (β_z = +0.07 to +0.06) but is retained as a baseline control rather than a formal hypothesis, given the limited discriminatory power of a single binary website indicator in 2024 China.</w:t>
       </w:r>
     </w:p>
     <w:p>
@@ -448,20 +402,7 @@
         </w:numPr>
       </w:pPr>
       <w:r>
-        <w:t xml:space="preserve">The convergence of three null moderation channels (H2 cross-wave shift, H3 working capital, H4 capability curvature moderation) supports a unified interpretation:</w:t>
-      </w:r>
-      <w:r>
-        <w:t xml:space="preserve"> </w:t>
-      </w:r>
-      <w:r>
-        <w:rPr>
-          <w:bCs/>
-          <w:b/>
-        </w:rPr>
-        <w:t xml:space="preserve">the Chinese internationalisation–performance trade-off is structurally durable rather than wave-specific or capability-conditioned</w:t>
-      </w:r>
-      <w:r>
-        <w:t xml:space="preserve">.</w:t>
+        <w:t>H2b (structural durability) is confirmed over H2a (environmental shift): despite multiple mechanisms predicting temporal evolution, cross-wave Paternoster z-tests confirm coefficient equality across waves (p = .412; p = .545; joint F p = .107), establishing structural durability as a positive finding rather than a mere null. Supplementary working-capital analyses and TCI curvature-moderation tests do not yield stable moderating evidence, reinforcing the durability interpretation.</w:t>
       </w:r>
     </w:p>
     <w:p>
@@ -875,23 +816,144 @@
         <w:pStyle w:val="BodyText"/>
       </w:pPr>
       <w:r>
-        <w:t xml:space="preserve">This expectation is theoretically informative regardless of which way the data turn out. If the data confirm shift, we document the temporal evolution of the trade-off. If the data fail to find shift, the absence of evolution itself becomes a</w:t>
-      </w:r>
-      <w:r>
-        <w:t xml:space="preserve"> </w:t>
-      </w:r>
-      <w:r>
-        <w:rPr>
-          <w:iCs/>
-          <w:i/>
-        </w:rPr>
-        <w:t xml:space="preserve">finding</w:t>
-      </w:r>
-      <w:r>
-        <w:t xml:space="preserve"> </w:t>
-      </w:r>
-      <w:r>
-        <w:t xml:space="preserve">about structural durability — a substantively meaningful null when contrasted against the strong directional prior just outlined.</w:t>
+        <w:t>These mechanisms motivate a directional H2a prediction of cross-wave shift. However, an equally plausible counter-argument — which we formalise as H2b — holds that the inverted-U threshold reflects deep firm-level constraints rather than time-specific institutional conditions. If the post-threshold downturn is driven primarily by coordination capacity, financial slack, and organisational depth (Hennart, 2007; Buckley et al., 2007) — structural features that change only slowly at the firm level — then even meaningful institutional reform may be insufficient to shift the turning point measurably within a decade. Friction costs in cross-border transactions (contractual complexity, payment delays, regulatory compliance) exhibit substantial institutional lock-in (North, 1990) and may be only partially relaxed by macro-level finance reforms within a single inter-wave period. Under H2b, the data would be expected to show no significant shift in the location or curvature of the inverted-U — an outcome constituting a positive structural-durability finding rather than a methodological failure. Placing H2a and H2b as competing hypotheses provides the most informative empirical design.</w:t>
+      </w:r>
+    </w:p>
+    <w:p>
+      <w:pPr>
+        <w:pStyle w:val="BlockText"/>
+      </w:pPr>
+      <w:r>
+        <w:t>Hypothesis 2a (H2a). The shape of the inverted U‑shaped relationship between export intensity and firm performance among Chinese private firms differs between the 2012 and 2024 waves, reflecting changes in the operating environment and competitive structure of the Chinese economy over the intervening decade.</w:t>
+      </w:r>
+    </w:p>
+    <w:p>
+      <w:pPr>
+        <w:pStyle w:val="BlockText"/>
+      </w:pPr>
+      <w:r>
+        <w:t>Hypothesis 2b (H2b). The shape of the inverted U‑shaped relationship between export intensity and firm performance among Chinese private firms is structurally durable across the 2012 and 2024 waves, reflecting deep firm-level constraints — coordination capacity, financial slack, and organisational depth — that persist despite environmental change.</w:t>
+      </w:r>
+    </w:p>
+    <w:bookmarkEnd w:id="24"/>
+    <w:bookmarkStart w:id="25" w:name="Xa2221e2440866fb6a42cd32a3216e0b88dd00c3"/>
+    <w:p>
+      <w:pPr>
+        <w:pStyle w:val="Heading3"/>
+      </w:pPr>
+      <w:r>
+        <w:t xml:space="preserve">2.3 Working‑capital pressure and the post‑threshold downturn</w:t>
+      </w:r>
+    </w:p>
+    <w:p>
+      <w:pPr>
+        <w:pStyle w:val="FirstParagraph"/>
+      </w:pPr>
+      <w:r>
+        <w:t xml:space="preserve">A central interpretation of the downturn segment is that very high levels of internationalization, expressed here through export intensity, can intensify working‑capital pressure (Manova, 2013). Exporting firms frequently face a timing gap between production or service delivery outlays and revenue realization, particularly when sales are made on credit, payment terms are delayed, shipping cycles are extended, or trade‑finance access is imperfect (Foley &amp; Manova, 2015; Niepmann &amp; Schmidt-Eisenlohr, 2017). Recent firm-level evidence further confirms that trade-finance instruments such as letters of credit and supplier-extended trade credit have direct, measurable effects on the volume and risk of cross-border transactions, especially during macroeconomic shocks (Demir &amp; Javorcik, 2018). As export intensity rises, this gap becomes more consequential because a larger share of firm activity becomes tied to transactions with longer or less predictable cash‑conversion dynamics.</w:t>
+      </w:r>
+    </w:p>
+    <w:p>
+      <w:pPr>
+        <w:pStyle w:val="BodyText"/>
+      </w:pPr>
+      <w:r>
+        <w:t xml:space="preserve">This argument does not deny that coordination costs, market complexity, and organizational burdens also matter (Hennart, 2007). Rather, it specifies a more concrete economic mechanism through which the negative segment of the curve may emerge. Firms with weaker liquidity access, heavier receivables exposure, or greater dependence on internally financed working capital should be less able to sustain very high export intensity without performance erosion. Conversely, firms with stronger short‑term financing support — including overdraft facilities, formal lines of credit, or bank‑funded working‑capital arrangements — should be better positioned to absorb the liquidity demands associated with deeper export involvement. The directional prediction is therefore that the steepness of the post-threshold downturn should be conditional on the firm’s working-capital position: liquidity-rich firms should exhibit a flatter post-threshold tail than liquidity-poor firms.</w:t>
+      </w:r>
+    </w:p>
+    <w:p>
+      <w:pPr>
+        <w:pStyle w:val="BodyText"/>
+      </w:pPr>
+      <w:r>
+        <w:t xml:space="preserve">The implication is not that working‑capital conditions create the entire nonlinear relationship from the outset. Instead, they should matter most in shaping how sharply performance deteriorates once firms move beyond the optimal internationalization range. This makes working‑capital pressure a theoretically plausible conditioner of the post‑threshold downturn rather than a replacement for the core inverted U‑shaped logic.</w:t>
+      </w:r>
+    </w:p>
+    <w:p>
+      <w:pPr>
+        <w:pStyle w:val="BlockText"/>
+      </w:pPr>
+      <w:r>
+        <w:t>These working-capital dynamics are a theoretically coherent mechanism for the post-threshold downturn. However, given the limited cross-wave comparability of available WBES proxies — notably the absence of the best receivables-exposure indicators (k1c, k2c) from the 2024 release — this channel is not formalised as a testable hypothesis in the present paper. The supplementary working-capital analyses reported in §4.5 probe this mechanism descriptively, and the theoretical argument is carried forward in the Discussion (§5.2) as the primary candidate for future research.</w:t>
+      </w:r>
+    </w:p>
+    <w:bookmarkEnd w:id="25"/>
+    <w:bookmarkStart w:id="26" w:name="X023349e6b491fb5689e583f990bf7c1da56d077"/>
+    <w:p>
+      <w:pPr>
+        <w:pStyle w:val="Heading3"/>
+      </w:pPr>
+      <w:r>
+        <w:t xml:space="preserve">2.4 Technological capability and digital adoption as moderators</w:t>
+      </w:r>
+    </w:p>
+    <w:p>
+      <w:pPr>
+        <w:pStyle w:val="FirstParagraph"/>
+      </w:pPr>
+      <w:r>
+        <w:t xml:space="preserve">Two firm‑level capability conditions are theorised to shape both the level and the curvature of the internationalization–performance relationship. Technological capability — captured in the Lall (1992) absorptive‑capacity tradition by foreign‑licensed technology, internationally‑recognised quality certification, product innovation, and R&amp;D activity — should be positively associated with firm performance because firms with stronger capability stocks are more efficient at converting export activity into productive output (Cohen &amp; Levinthal, 1990). At higher levels of export intensity, technological capability may also moderate the curvature of the relationship by buffering the coordination and overextension costs that drive the post‑threshold downturn (Teece, 2007). The microfoundational logic for curvature moderation is that firms with deeper absorptive capacity can more efficiently process external knowledge and adapt internal routines to manage the coordination complexity that high export intensity entails — making the marginal cost of further internationalization rise more slowly than for less capable firms (Cohen &amp; Levinthal, 1990; Teece, 2007).</w:t>
+      </w:r>
+    </w:p>
+    <w:p>
+      <w:pPr>
+        <w:pStyle w:val="BodyText"/>
+      </w:pPr>
+      <w:r>
+        <w:t xml:space="preserve">Digital adoption — captured by lower‑tier digital indicators such as website presence and electronic‑payment usage — has emerged as a focal mechanism in the more recent literature on digital transformation (Bharadwaj et al., 2013; Vial, 2019; Nambisan, Wright, &amp; Feldman, 2019; Verhoef et al., 2021; Hanelt, Bohnsack, Marz, &amp; Antunes Marante, 2021; Volberda, Khanagha, Baden-Fuller, Mihalache, &amp; Birkinshaw, 2021). It may improve general firm performance by reducing transaction costs, accelerating information flow, and enabling more efficient monitoring of operations. The capability-conditioned dynamics may also</w:t>
+      </w:r>
+      <w:r>
+        <w:t xml:space="preserve"> </w:t>
+      </w:r>
+      <w:r>
+        <w:rPr>
+          <w:iCs/>
+          <w:i/>
+        </w:rPr>
+        <w:t xml:space="preserve">evolve over time</w:t>
+      </w:r>
+      <w:r>
+        <w:t xml:space="preserve">: as Chinese firms accumulate digital and technological resources, the buffering effect of capability on the post-threshold downturn could grow stronger between 2012 and 2024, generating an interaction between firm capability and wave (Đỗ &amp; Phan, 2026 — VEFR). This dynamic-moderation prediction is directly testable through the three-way DOI × wave_2024 × Tech specification described in §3.5.</w:t>
+      </w:r>
+    </w:p>
+    <w:p>
+      <w:pPr>
+        <w:pStyle w:val="BodyText"/>
+      </w:pPr>
+      <w:r>
+        <w:t xml:space="preserve">It is important to note that the WBES capability indicators are</w:t>
+      </w:r>
+      <w:r>
+        <w:t xml:space="preserve"> </w:t>
+      </w:r>
+      <w:r>
+        <w:rPr>
+          <w:iCs/>
+          <w:i/>
+        </w:rPr>
+        <w:t xml:space="preserve">lower-tier</w:t>
+      </w:r>
+      <w:r>
+        <w:t xml:space="preserve"> </w:t>
+      </w:r>
+      <w:r>
+        <w:t xml:space="preserve">operationalisations of the underlying constructs. TCI_full proxies absorptive-capacity stock through four binary indicators (foreign-licensed technology, quality certification, product innovation, R&amp;D activity), while DAI_core captures only Tier-1 digital presence (own website). Both proxies have been used in the WBES research tradition (Avenyo, Tregenna, &amp; Kraemer-Mbula, 2021; Đỗ &amp; Phan, 2026 — VEFR), and both are coarse relative to the rich digital-transformation hierarchy theorised in the Bharadwaj–Verhoef–Hanelt tradition. Our hypotheses therefore test the</w:t>
+      </w:r>
+      <w:r>
+        <w:t xml:space="preserve"> </w:t>
+      </w:r>
+      <w:r>
+        <w:rPr>
+          <w:iCs/>
+          <w:i/>
+        </w:rPr>
+        <w:t xml:space="preserve">minimal viable</w:t>
+      </w:r>
+      <w:r>
+        <w:t xml:space="preserve"> </w:t>
+      </w:r>
+      <w:r>
+        <w:t xml:space="preserve">version of capability moderation that the WBES instrument can support; any null finding should be interpreted as conditional on this measurement constraint, not as a definitive rejection of the underlying theoretical mechanism.</w:t>
       </w:r>
     </w:p>
     <w:p>
@@ -903,47 +965,13 @@
           <w:bCs/>
           <w:b/>
         </w:rPr>
-        <w:t xml:space="preserve">Hypothesis 2 (H2).</w:t>
-      </w:r>
-      <w:r>
-        <w:t xml:space="preserve"> </w:t>
-      </w:r>
-      <w:r>
-        <w:t xml:space="preserve">The shape of the inverted U‑shaped relationship between export intensity and firm performance among Chinese private firms differs between the 2012 and 2024 waves, reflecting changes in the operating environment and competitive structure of the Chinese economy over the intervening decade.</w:t>
-      </w:r>
-    </w:p>
-    <w:bookmarkEnd w:id="24"/>
-    <w:bookmarkStart w:id="25" w:name="Xa2221e2440866fb6a42cd32a3216e0b88dd00c3"/>
-    <w:p>
-      <w:pPr>
-        <w:pStyle w:val="Heading3"/>
-      </w:pPr>
-      <w:r>
-        <w:t xml:space="preserve">2.3 Working‑capital pressure and the post‑threshold downturn</w:t>
-      </w:r>
-    </w:p>
-    <w:p>
-      <w:pPr>
-        <w:pStyle w:val="FirstParagraph"/>
-      </w:pPr>
-      <w:r>
-        <w:t xml:space="preserve">A central interpretation of the downturn segment is that very high levels of internationalization, expressed here through export intensity, can intensify working‑capital pressure (Manova, 2013). Exporting firms frequently face a timing gap between production or service delivery outlays and revenue realization, particularly when sales are made on credit, payment terms are delayed, shipping cycles are extended, or trade‑finance access is imperfect (Foley &amp; Manova, 2015; Niepmann &amp; Schmidt-Eisenlohr, 2017). Recent firm-level evidence further confirms that trade-finance instruments such as letters of credit and supplier-extended trade credit have direct, measurable effects on the volume and risk of cross-border transactions, especially during macroeconomic shocks (Demir &amp; Javorcik, 2018). As export intensity rises, this gap becomes more consequential because a larger share of firm activity becomes tied to transactions with longer or less predictable cash‑conversion dynamics.</w:t>
-      </w:r>
-    </w:p>
-    <w:p>
-      <w:pPr>
-        <w:pStyle w:val="BodyText"/>
-      </w:pPr>
-      <w:r>
-        <w:t xml:space="preserve">This argument does not deny that coordination costs, market complexity, and organizational burdens also matter (Hennart, 2007). Rather, it specifies a more concrete economic mechanism through which the negative segment of the curve may emerge. Firms with weaker liquidity access, heavier receivables exposure, or greater dependence on internally financed working capital should be less able to sustain very high export intensity without performance erosion. Conversely, firms with stronger short‑term financing support — including overdraft facilities, formal lines of credit, or bank‑funded working‑capital arrangements — should be better positioned to absorb the liquidity demands associated with deeper export involvement. The directional prediction is therefore that the steepness of the post-threshold downturn should be conditional on the firm’s working-capital position: liquidity-rich firms should exhibit a flatter post-threshold tail than liquidity-poor firms.</w:t>
-      </w:r>
-    </w:p>
-    <w:p>
-      <w:pPr>
-        <w:pStyle w:val="BodyText"/>
-      </w:pPr>
-      <w:r>
-        <w:t xml:space="preserve">The implication is not that working‑capital conditions create the entire nonlinear relationship from the outset. Instead, they should matter most in shaping how sharply performance deteriorates once firms move beyond the optimal internationalization range. This makes working‑capital pressure a theoretically plausible conditioner of the post‑threshold downturn rather than a replacement for the core inverted U‑shaped logic.</w:t>
+        <w:t xml:space="preserve">Hypothesis 4a (H4a).</w:t>
+      </w:r>
+      <w:r>
+        <w:t xml:space="preserve"> </w:t>
+      </w:r>
+      <w:r>
+        <w:t xml:space="preserve">Higher technological capability is positively associated with firm performance and moderates the curvature of the inverted U‑shaped relationship between export intensity and firm performance among Chinese private firms.</w:t>
       </w:r>
     </w:p>
     <w:p>
@@ -951,132 +979,7 @@
         <w:pStyle w:val="BlockText"/>
       </w:pPr>
       <w:r>
-        <w:rPr>
-          <w:bCs/>
-          <w:b/>
-        </w:rPr>
-        <w:t xml:space="preserve">Hypothesis 3 (H3).</w:t>
-      </w:r>
-      <w:r>
-        <w:t xml:space="preserve"> </w:t>
-      </w:r>
-      <w:r>
-        <w:t xml:space="preserve">Adverse working‑capital conditions strengthen the negative post‑threshold segment of the inverted U‑shaped relationship between export intensity and firm performance among Chinese private firms.</w:t>
-      </w:r>
-    </w:p>
-    <w:bookmarkEnd w:id="25"/>
-    <w:bookmarkStart w:id="26" w:name="X023349e6b491fb5689e583f990bf7c1da56d077"/>
-    <w:p>
-      <w:pPr>
-        <w:pStyle w:val="Heading3"/>
-      </w:pPr>
-      <w:r>
-        <w:t xml:space="preserve">2.4 Technological capability and digital adoption as moderators</w:t>
-      </w:r>
-    </w:p>
-    <w:p>
-      <w:pPr>
-        <w:pStyle w:val="FirstParagraph"/>
-      </w:pPr>
-      <w:r>
-        <w:t xml:space="preserve">Two firm‑level capability conditions are theorised to shape both the level and the curvature of the internationalization–performance relationship. Technological capability — captured in the Lall (1992) absorptive‑capacity tradition by foreign‑licensed technology, internationally‑recognised quality certification, product innovation, and R&amp;D activity — should be positively associated with firm performance because firms with stronger capability stocks are more efficient at converting export activity into productive output (Cohen &amp; Levinthal, 1990). At higher levels of export intensity, technological capability may also moderate the curvature of the relationship by buffering the coordination and overextension costs that drive the post‑threshold downturn (Teece, 2007). The microfoundational logic for curvature moderation is that firms with deeper absorptive capacity can more efficiently process external knowledge and adapt internal routines to manage the coordination complexity that high export intensity entails — making the marginal cost of further internationalization rise more slowly than for less capable firms (Cohen &amp; Levinthal, 1990; Teece, 2007).</w:t>
-      </w:r>
-    </w:p>
-    <w:p>
-      <w:pPr>
-        <w:pStyle w:val="BodyText"/>
-      </w:pPr>
-      <w:r>
-        <w:t xml:space="preserve">Digital adoption — captured by lower‑tier digital indicators such as website presence and electronic‑payment usage — has emerged as a focal mechanism in the more recent literature on digital transformation (Bharadwaj et al., 2013; Vial, 2019; Nambisan, Wright, &amp; Feldman, 2019; Verhoef et al., 2021; Hanelt, Bohnsack, Marz, &amp; Antunes Marante, 2021; Volberda, Khanagha, Baden-Fuller, Mihalache, &amp; Birkinshaw, 2021). It may improve general firm performance by reducing transaction costs, accelerating information flow, and enabling more efficient monitoring of operations. The capability-conditioned dynamics may also</w:t>
-      </w:r>
-      <w:r>
-        <w:t xml:space="preserve"> </w:t>
-      </w:r>
-      <w:r>
-        <w:rPr>
-          <w:iCs/>
-          <w:i/>
-        </w:rPr>
-        <w:t xml:space="preserve">evolve over time</w:t>
-      </w:r>
-      <w:r>
-        <w:t xml:space="preserve">: as Chinese firms accumulate digital and technological resources, the buffering effect of capability on the post-threshold downturn could grow stronger between 2012 and 2024, generating an interaction between firm capability and wave (Đỗ &amp; Phan, 2026 — VEFR). This dynamic-moderation prediction is directly testable through the three-way DOI × wave_2024 × Tech specification described in §3.5.</w:t>
-      </w:r>
-    </w:p>
-    <w:p>
-      <w:pPr>
-        <w:pStyle w:val="BodyText"/>
-      </w:pPr>
-      <w:r>
-        <w:t xml:space="preserve">It is important to note that the WBES capability indicators are</w:t>
-      </w:r>
-      <w:r>
-        <w:t xml:space="preserve"> </w:t>
-      </w:r>
-      <w:r>
-        <w:rPr>
-          <w:iCs/>
-          <w:i/>
-        </w:rPr>
-        <w:t xml:space="preserve">lower-tier</w:t>
-      </w:r>
-      <w:r>
-        <w:t xml:space="preserve"> </w:t>
-      </w:r>
-      <w:r>
-        <w:t xml:space="preserve">operationalisations of the underlying constructs. TCI_full proxies absorptive-capacity stock through four binary indicators (foreign-licensed technology, quality certification, product innovation, R&amp;D activity), while DAI_core captures only Tier-1 digital presence (own website). Both proxies have been used in the WBES research tradition (Avenyo, Tregenna, &amp; Kraemer-Mbula, 2021; Đỗ &amp; Phan, 2026 — VEFR), and both are coarse relative to the rich digital-transformation hierarchy theorised in the Bharadwaj–Verhoef–Hanelt tradition. Our hypotheses therefore test the</w:t>
-      </w:r>
-      <w:r>
-        <w:t xml:space="preserve"> </w:t>
-      </w:r>
-      <w:r>
-        <w:rPr>
-          <w:iCs/>
-          <w:i/>
-        </w:rPr>
-        <w:t xml:space="preserve">minimal viable</w:t>
-      </w:r>
-      <w:r>
-        <w:t xml:space="preserve"> </w:t>
-      </w:r>
-      <w:r>
-        <w:t xml:space="preserve">version of capability moderation that the WBES instrument can support; any null finding should be interpreted as conditional on this measurement constraint, not as a definitive rejection of the underlying theoretical mechanism.</w:t>
-      </w:r>
-    </w:p>
-    <w:p>
-      <w:pPr>
-        <w:pStyle w:val="BlockText"/>
-      </w:pPr>
-      <w:r>
-        <w:rPr>
-          <w:bCs/>
-          <w:b/>
-        </w:rPr>
-        <w:t xml:space="preserve">Hypothesis 4a (H4a).</w:t>
-      </w:r>
-      <w:r>
-        <w:t xml:space="preserve"> </w:t>
-      </w:r>
-      <w:r>
-        <w:t xml:space="preserve">Higher technological capability is positively associated with firm performance and moderates the curvature of the inverted U‑shaped relationship between export intensity and firm performance among Chinese private firms.</w:t>
-      </w:r>
-    </w:p>
-    <w:p>
-      <w:pPr>
-        <w:pStyle w:val="BlockText"/>
-      </w:pPr>
-      <w:r>
-        <w:rPr>
-          <w:bCs/>
-          <w:b/>
-        </w:rPr>
-        <w:t xml:space="preserve">Hypothesis 4b (H4b).</w:t>
-      </w:r>
-      <w:r>
-        <w:t xml:space="preserve"> </w:t>
-      </w:r>
-      <w:r>
-        <w:t xml:space="preserve">Higher digital adoption is positively associated with firm performance and moderates the curvature of the inverted U‑shaped relationship between export intensity and firm performance among Chinese private firms.</w:t>
+        <w:t>Given that DAI_core in the present WBES data reduces to a single binary item — c22b (own-website presence) — it captures Tier-1 digital presence rather than dynamic digital capability. In 2024 China, website ownership is effectively an organisational hygiene factor: the vast majority of active firms maintain a web presence, and the item no longer discriminates meaningfully among firms in terms of digital strategy or capability depth. Accordingly, H4b is not formalised as a testable hypothesis in the present paper. DAI_core is retained in all specifications as a baseline digital-presence control to absorb website-ownership variance, and its level association with productivity is noted descriptively. Any future test of digital capability moderation requires richer Tier 2–4 indicators (ERP integration, e-commerce platform adoption, AI-augmented operations) that are not available cross-wave in the WBES China instrument.</w:t>
       </w:r>
     </w:p>
     <w:bookmarkEnd w:id="26"/>
@@ -1332,6 +1235,14 @@
       </w:r>
       <w:r>
         <w:t xml:space="preserve">is the within‑wave z‑standardised value of a single binary indicator, own‑website presence (c22b). An earlier two‑item DAI composite that combined c22b with e6 (foreign‑licensed technology) was retired in this revision because e6 is theoretically a Lall (1992) capability indicator rather than a digital‑presence indicator, and its inclusion in the digital index mechanically inflated the within‑wave TCI–DAI correlation. The single‑item DAI_core specification we now adopt operationalises Tier 1 digital presence cleanly across the 2012 and 2024 waves; DAI_core should be read as a minimal cross‑wave digital‑adoption proxy rather than a full dynamic digital capability index, and e6 is reserved for the TCI composite where it belongs theoretically.</w:t>
+      </w:r>
+    </w:p>
+    <w:p>
+      <w:pPr>
+        <w:pStyle w:val="BodyText"/>
+      </w:pPr>
+      <w:r>
+        <w:t>WBES caveat on DAI_core. In both survey waves, the only cross-wave-comparable digital indicator in the WBES China instrument is c22b (own website), which is treated here as a Tier-1 digital-presence proxy. In 2024 China, website ownership is a basic organisational hygiene factor rather than a marker of digital capability or competitive advantage; accordingly, DAI_core is retained in the specifications as a control to absorb the website-presence component of productivity variation rather than as a theoretically motivated moderator. Associations between DAI_core and productivity should be interpreted as reflecting baseline digital presence, not dynamic digital capability.</w:t>
       </w:r>
     </w:p>
     <w:p>
@@ -1646,17 +1557,7 @@
         <w:pStyle w:val="Compact"/>
       </w:pPr>
       <w:r>
-        <w:rPr>
-          <w:bCs/>
-          <w:b/>
-        </w:rPr>
-        <w:t xml:space="preserve">F1: cross-wave shift (H2).</w:t>
-      </w:r>
-      <w:r>
-        <w:t xml:space="preserve"> </w:t>
-      </w:r>
-      <w:r>
-        <w:t xml:space="preserve">Test β₄ = β₅ = 0. A non-rejection means the shape of the inverted-U is the same in 2012 and 2024.</w:t>
+        <w:t>F1: cross-wave shift / structural durability (H2a vs H2b). Test β₄ = β₅ = 0. A non-rejection means the shape of the inverted-U is the same in 2012 and 2024, supporting H2b over H2a.</w:t>
       </w:r>
     </w:p>
     <w:p>
@@ -2886,7 +2787,7 @@
         <w:pStyle w:val="Heading3"/>
       </w:pPr>
       <w:r>
-        <w:t xml:space="preserve">4.3 Temporal shift across waves: H2 not supported — unexpected stability finding</w:t>
+        <w:t>4.3 Competing mechanism test: H2b supported — structural durability confirmed</w:t>
       </w:r>
     </w:p>
     <w:p>
@@ -2894,7 +2795,7 @@
         <w:pStyle w:val="FirstParagraph"/>
       </w:pPr>
       <w:r>
-        <w:t xml:space="preserve">H2 predicted that the shape, slope, or location of the inverted U‑shaped relationship should differ between 2012 and 2024, motivated by the substantial structural and policy changes in the Chinese economy over the intervening decade (§2.2). To test this prediction we apply two complementary tests: the Paternoster (1998) z‑test on individual coefficients, and a joint F‑test on the full set of (FSTS × wave_2024, FSTS² × wave_2024) interactions in the pooled specification.</w:t>
+        <w:t>H2a predicted that the shape, slope, or location of the inverted U‑shaped relationship should differ between 2012 and 2024, motivated by the substantial structural and policy changes in the Chinese economy over the intervening decade (§2.2). H2b predicted structural durability: that the inverted-U reflects deep firm-level constraints that persist through environmental change. To test between them we apply two complementary tests: the Paternoster (1998) z‑test on individual coefficients, and a joint F‑test on the full set of (FSTS × wave_2024, FSTS² × wave_2024) interactions in the pooled specification.</w:t>
       </w:r>
     </w:p>
     <w:p>
@@ -2926,57 +2827,18 @@
         <w:pStyle w:val="BodyText"/>
       </w:pPr>
       <w:r>
+        <w:t>The data support H2b (structural durability) over H2a (environmental shift). Despite multiple plausible mechanisms motivating H2a — post-2008 trade re-equilibration, China–US tariff escalation, COVID-19 disruption, and evolving trade-finance institutions — the data show no detectable curvature shift. Combined with the tight overlap of the turning‑point CIs in Figure 2 and the closeness of the point estimates in the threshold table, the evidence indicates that the export‑intensity threshold for Chinese private firms is structurally stable across the 2012 and 2024 waves. This confirms H2b: the inverted-U reflects deep firm-level constraints that persist through a decade of substantial environmental change. Figure 3 overlays the predicted internationalization–performance curves for the two waves, illustrating the near‑parallel shape with a level shift but no curvature change.</w:t>
+      </w:r>
+    </w:p>
+    <w:p>
+      <w:pPr>
+        <w:pStyle w:val="BlockText"/>
+      </w:pPr>
+      <w:r>
         <w:rPr>
           <w:bCs/>
           <w:b/>
         </w:rPr>
-        <w:t xml:space="preserve">H2 is therefore not supported.</w:t>
-      </w:r>
-      <w:r>
-        <w:t xml:space="preserve"> </w:t>
-      </w:r>
-      <w:r>
-        <w:t xml:space="preserve">Despite the directional prior outlined in §2.2 — multiple plausible mechanisms predicted shape change between 2012 and 2024 — the data show no detectable shift. Combined with the tight overlap of the turning‑point CIs in Figure 2 and the closeness of the point estimates in the threshold table, the evidence indicates that the export‑intensity threshold for Chinese private firms is</w:t>
-      </w:r>
-      <w:r>
-        <w:t xml:space="preserve"> </w:t>
-      </w:r>
-      <w:r>
-        <w:rPr>
-          <w:iCs/>
-          <w:i/>
-        </w:rPr>
-        <w:t xml:space="preserve">structurally stable</w:t>
-      </w:r>
-      <w:r>
-        <w:t xml:space="preserve"> </w:t>
-      </w:r>
-      <w:r>
-        <w:t xml:space="preserve">across the 2012 and 2024 waves. We treat this as an</w:t>
-      </w:r>
-      <w:r>
-        <w:t xml:space="preserve"> </w:t>
-      </w:r>
-      <w:r>
-        <w:rPr>
-          <w:bCs/>
-          <w:b/>
-        </w:rPr>
-        <w:t xml:space="preserve">unexpected stability finding</w:t>
-      </w:r>
-      <w:r>
-        <w:t xml:space="preserve">: rather than confirming the predicted evolution, the data reveal a durable structural feature of the trade‑off that has persisted through a decade of substantial environmental change. Figure 3 overlays the predicted internationalization–performance curves for the two waves, illustrating the near‑parallel shape with a level shift but no curvature change.</w:t>
-      </w:r>
-    </w:p>
-    <w:p>
-      <w:pPr>
-        <w:pStyle w:val="BlockText"/>
-      </w:pPr>
-      <w:r>
-        <w:rPr>
-          <w:bCs/>
-          <w:b/>
-        </w:rPr>
         <w:t xml:space="preserve">Figure 3.</w:t>
       </w:r>
       <w:r>
@@ -3011,7 +2873,7 @@
         <w:pStyle w:val="Heading3"/>
       </w:pPr>
       <w:r>
-        <w:t xml:space="preserve">4.4 Capability conditions: H4a/H4b — robust level shifts, weak curvature moderation</w:t>
+        <w:t>4.4 Capability conditions: H4a — robust level shifts, weak curvature moderation; DAI_core as baseline control</w:t>
       </w:r>
     </w:p>
     <w:p>
@@ -3027,36 +2889,7 @@
         <w:pStyle w:val="BodyText"/>
       </w:pPr>
       <w:r>
-        <w:t xml:space="preserve">The curvature‑moderation components of H4a and H4b are tested by adding TCI×FSTS, TCI×FSTS², DAI×FSTS, and DAI×FSTS² interactions to the pooled three‑way moderation specification (Table 3). The joint F‑test on (TCI×FSTS, TCI×FSTS²) yields F(2, 3,558) = 3.26, p = .039 — marginally significant — but neither individual interaction coefficient is statistically distinguishable from zero (TCI×FSTS β = −0.41, p = .443; TCI×FSTS² β = +0.05, p = .934). Wave-by-wave moderator tests (Online Appendix C) show that no individual TCI or DAI interaction coefficient achieves p &lt; .05 in any wave‑specific specification. We therefore interpret the curvature‑moderation components of H4a and H4b as</w:t>
-      </w:r>
-      <w:r>
-        <w:t xml:space="preserve"> </w:t>
-      </w:r>
-      <w:r>
-        <w:rPr>
-          <w:bCs/>
-          <w:b/>
-        </w:rPr>
-        <w:t xml:space="preserve">not robustly supported</w:t>
-      </w:r>
-      <w:r>
-        <w:t xml:space="preserve">: while the joint F‑test hints at some pooled moderation, the individual coefficient pattern and wave‑by‑wave instability suggest that TCI and DAI operate primarily as</w:t>
-      </w:r>
-      <w:r>
-        <w:t xml:space="preserve"> </w:t>
-      </w:r>
-      <w:r>
-        <w:rPr>
-          <w:bCs/>
-          <w:b/>
-        </w:rPr>
-        <w:t xml:space="preserve">level‑shifters</w:t>
-      </w:r>
-      <w:r>
-        <w:t xml:space="preserve"> </w:t>
-      </w:r>
-      <w:r>
-        <w:t xml:space="preserve">rather than as curvature moderators.</w:t>
+        <w:t>The curvature‑moderation component of H4a is tested by adding TCI×FSTS and TCI×FSTS² interactions to the pooled three‑way moderation specification (Table 3). The joint F‑test on (TCI×FSTS, TCI×FSTS²) yields F(2, 3,558) = 3.26, p = .039 — marginally significant — but neither individual interaction coefficient is statistically distinguishable from zero (TCI×FSTS β = −0.41, p = .443; TCI×FSTS² β = +0.05, p = .934). Wave-by-wave moderator tests (Online Appendix C) show that no individual TCI or DAI interaction coefficient achieves p &lt; .05 in any wave‑specific specification. DAI×FSTS interactions are tested for completeness but interpreted descriptively given DAI_core's control role. We therefore interpret the curvature‑moderation component of H4a as not robustly supported: while the joint F‑test hints at some pooled moderation, the individual coefficient pattern and wave‑by‑wave instability suggest that TCI operates primarily as a level‑shifter rather than as a curvature moderator.</w:t>
       </w:r>
     </w:p>
     <w:p>
@@ -3853,13 +3686,9 @@
         <w:pStyle w:val="BodyText"/>
       </w:pPr>
       <w:r>
-        <w:t xml:space="preserve">N = 3,559 (sample_full). Cluster-robust SE on idstd. Controls (lnEmp, firmage, foreigndummy) included.</w:t>
-      </w:r>
-      <w:r>
-        <w:t xml:space="preserve"> </w:t>
-      </w:r>
-      <w:r>
-        <w:t xml:space="preserve">F1 corresponds to H2 (cross-wave shift); F2 to H4a/H4b cross-sectional curvature moderation; F3 to capability-conditioned dynamic moderation.</w:t>
+        <w:t>N = 3,559 (sample_full). Cluster-robust SE on idstd. Controls (lnEmp, firmage, foreigndummy) included.</w:t>
+        <w:br/>
+        <w:t>F1 corresponds to H2a vs H2b (cross-wave shift vs structural durability); F2 to H4a cross-sectional curvature moderation; F3 to capability-conditioned dynamic moderation.</w:t>
       </w:r>
     </w:p>
     <w:p>
@@ -3887,7 +3716,7 @@
         <w:pStyle w:val="Heading3"/>
       </w:pPr>
       <w:r>
-        <w:t xml:space="preserve">4.5 Working‑capital and digital supplementary analyses (H3)</w:t>
+        <w:t>4.5 Supplementary analyses: working-capital mechanism probe</w:t>
       </w:r>
     </w:p>
     <w:p>
@@ -3903,44 +3732,15 @@
         <w:pStyle w:val="BodyText"/>
       </w:pPr>
       <w:r>
-        <w:t xml:space="preserve">In Block A (Liquidity Access), the overdraft × FSTS² interaction is marginally positive in 2012 (β = +0.27, p = .050) but marginally negative in 2024 (β = −0.38, p = .081). In Block C (Financing Structure), the trade-credit×FSTS² interaction is significantly negative in 2012 (β = −0.017, p = .009) but null in 2024 (p = .660). In Block D (Access‑to‑Finance Obstacle), the obstacle×FSTS² interaction is unexpectedly large and positive in 2024 (β = +1.64, p = .001) but null in 2012 — reading this as a small‑cell anomaly rather than evidence of mechanism. The 2012‑only Block B receivables-exposure extension yields null interactions for both k1c and k2c. Across all blocks,</w:t>
-      </w:r>
-      <w:r>
-        <w:t xml:space="preserve"> </w:t>
-      </w:r>
-      <w:r>
-        <w:rPr>
-          <w:bCs/>
-          <w:b/>
-        </w:rPr>
-        <w:t xml:space="preserve">H3 is not supported</w:t>
-      </w:r>
-      <w:r>
-        <w:t xml:space="preserve"> </w:t>
-      </w:r>
-      <w:r>
-        <w:t xml:space="preserve">as a robust cross-wave mechanism, consistent with the broader pattern that no curvature-moderating force operates reliably across the 2012-2024 window.</w:t>
-      </w:r>
-    </w:p>
-    <w:p>
-      <w:pPr>
-        <w:pStyle w:val="BodyText"/>
-      </w:pPr>
-      <w:r>
-        <w:t xml:space="preserve">These supplementary analyses, together with the H2 and H4 moderation results, converge on a single substantive interpretation:</w:t>
-      </w:r>
-      <w:r>
-        <w:t xml:space="preserve"> </w:t>
-      </w:r>
-      <w:r>
-        <w:rPr>
-          <w:bCs/>
-          <w:b/>
-        </w:rPr>
-        <w:t xml:space="preserve">the Chinese internationalization-performance trade-off is durably structural, not capability-conditioned or wave-specific</w:t>
-      </w:r>
-      <w:r>
-        <w:t xml:space="preserve">. Three predicted moderation channels (H2 wave-shift, H3 working capital, H4 capability curvature moderation) all return null or unstable evidence; only the inverted-U shape itself (H1) and the direct level-shift roles of technological capability and digital adoption emerge as robust patterns.</w:t>
+        <w:t>In Block A (Liquidity Access), the overdraft × FSTS² interaction is marginally positive in 2012 (β = +0.27, p = .050) but marginally negative in 2024 (β = −0.38, p = .081). In Block C (Financing Structure), the trade-credit×FSTS² interaction is significantly negative in 2012 (β = −0.017, p = .009) but null in 2024 (p = .660). In Block D (Access‑to‑Finance Obstacle), the obstacle×FSTS² interaction is unexpectedly large and positive in 2024 (β = +1.64, p = .001) but null in 2012 — reading this as a small‑cell anomaly rather than evidence of mechanism. The 2012‑only Block B receivables-exposure extension yields null interactions for both k1c and k2c. Across all blocks, the working-capital mechanism is not identified as a robust cross-wave moderator as a robust cross-wave mechanism, consistent with the broader pattern that no curvature-moderating force operates reliably across the 2012-2024 window.</w:t>
+      </w:r>
+    </w:p>
+    <w:p>
+      <w:pPr>
+        <w:pStyle w:val="BodyText"/>
+      </w:pPr>
+      <w:r>
+        <w:t>These supplementary analyses, together with the H2a vs H2b test and the H4a moderation results, converge on a single substantive interpretation: the Chinese internationalization-performance trade-off is durably structural, not capability-conditioned or wave-specific. H2b (structural durability) is confirmed over H2a; working-capital and capability curvature interactions return null or unstable evidence; only the inverted-U shape itself (H1) and the direct level-shift role of technological capability emerge as robust patterns.</w:t>
       </w:r>
     </w:p>
     <w:bookmarkEnd w:id="40"/>
@@ -4128,7 +3928,23 @@
         <w:pStyle w:val="FirstParagraph"/>
       </w:pPr>
       <w:r>
-        <w:t xml:space="preserve">The discussion is clearest when the paper is read as a study of</w:t>
+        <w:t>The discussion is clearest when the paper is read as a study of structural durability against an expected temporal shift. We predicted in H2a (§2.2) that the inverted U‑shaped relationship between export intensity and labour productivity in Chinese private firms should differ between 2012 and 2024, motivated by substantial structural change in the Chinese economy: post‑2008 trade re‑equilibration, the China–US tariff escalation cycle, the COVID‑19 disruption, the maturation of digital infrastructure (Vial, 2019; Hanelt, Bohnsack, Marz, &amp; Antunes Marante, 2021), the strengthening of absorptive capacity, the deepening of Chinese firms' participation in global value chains (Kano, Tsang, &amp; Yeung, 2020), and the evolution of trade-finance institutions (Đỗ &amp; Phan, 2026 — VEFR; Manova, 2013; Foley &amp; Manova, 2015; Niepmann &amp; Schmidt-Eisenlohr, 2017; Demir &amp; Javorcik, 2018). Under any of these mechanisms, the turning point or the curvature should have shifted (H2a). The alternative H2b predicted that none of these mechanisms would be sufficient to shift the deeply structural inverted-U.</w:t>
+      </w:r>
+    </w:p>
+    <w:p>
+      <w:pPr>
+        <w:pStyle w:val="BodyText"/>
+      </w:pPr>
+      <w:r>
+        <w:t xml:space="preserve">It did not. The Paternoster (1998) z-tests on the linear and squared coefficients fail to reject equality (p = .412 and p = .545 respectively); the pooled joint F-test on the cross-wave interactions yields F(2, 3,558) = 2.24, p = .107. The point estimates of the turning point remain in a remarkably tight range — 49.4 % in 2012, 47.2 % in 2024, 48.8 % in the pooled sample — with overlapping 95 % confidence intervals across all three samples (Figure 2).</w:t>
+      </w:r>
+    </w:p>
+    <w:p>
+      <w:pPr>
+        <w:pStyle w:val="BodyText"/>
+      </w:pPr>
+      <w:r>
+        <w:t xml:space="preserve">The substantive contribution of the paper rests on this unexpected null. The Chinese internationalization-performance trade-off is</w:t>
       </w:r>
       <w:r>
         <w:t xml:space="preserve"> </w:t>
@@ -4138,26 +3954,84 @@
           <w:bCs/>
           <w:b/>
         </w:rPr>
-        <w:t xml:space="preserve">structural durability against an expected temporal shift</w:t>
-      </w:r>
-      <w:r>
-        <w:t xml:space="preserve">. We hypothesised in §2.2 that the inverted U‑shaped relationship between export intensity and labour productivity in Chinese private firms should differ between 2012 and 2024, motivated by substantial structural change in the Chinese economy: post‑2008 trade re‑equilibration, the China–US tariff escalation cycle, the COVID‑19 disruption, the maturation of digital infrastructure (Vial, 2019; Hanelt, Bohnsack, Marz, &amp; Antunes Marante, 2021), the strengthening of absorptive capacity, the deepening of Chinese firms’ participation in global value chains (Kano, Tsang, &amp; Yeung, 2020), and the evolution of trade-finance institutions (Đỗ &amp; Phan, 2026 — VEFR; Manova, 2013; Foley &amp; Manova, 2015; Niepmann &amp; Schmidt-Eisenlohr, 2017; Demir &amp; Javorcik, 2018). Under any of these mechanisms, the turning point or the curvature should have moved.</w:t>
-      </w:r>
-    </w:p>
-    <w:p>
-      <w:pPr>
-        <w:pStyle w:val="BodyText"/>
-      </w:pPr>
-      <w:r>
-        <w:t xml:space="preserve">It did not. The Paternoster (1998) z-tests on the linear and squared coefficients fail to reject equality (p = .412 and p = .545 respectively); the pooled joint F-test on the cross-wave interactions yields F(2, 3,558) = 2.24, p = .107. The point estimates of the turning point remain in a remarkably tight range — 49.4 % in 2012, 47.2 % in 2024, 48.8 % in the pooled sample — with overlapping 95 % confidence intervals across all three samples (Figure 2).</w:t>
-      </w:r>
-    </w:p>
-    <w:p>
-      <w:pPr>
-        <w:pStyle w:val="BodyText"/>
-      </w:pPr>
-      <w:r>
-        <w:t xml:space="preserve">The substantive contribution of the paper rests on this unexpected null. The Chinese internationalization-performance trade-off is</w:t>
+        <w:t xml:space="preserve">structurally durable</w:t>
+      </w:r>
+      <w:r>
+        <w:t xml:space="preserve">: it has survived a decade of significant external shocks, institutional evolution, and technological transformation without measurably shifting in shape, slope, or location. This durability matters theoretically and managerially. Theoretically, it suggests that the inverted-U is grounded in deeply structural firm-level constraints — coordination capacity, financial slack, organizational depth — rather than in time-specific institutional or competitive conditions that might dissolve with environmental change (Hennart, 2007; Buckley et al., 2007). Managerially, the wide and overlapping confidence intervals on the turning-point estimates argue against treating any single number as a knife-edge target; the policy-relevant quantity is a</w:t>
+      </w:r>
+      <w:r>
+        <w:t xml:space="preserve"> </w:t>
+      </w:r>
+      <w:r>
+        <w:rPr>
+          <w:iCs/>
+          <w:i/>
+        </w:rPr>
+        <w:t xml:space="preserve">bounded operating range</w:t>
+      </w:r>
+      <w:r>
+        <w:t xml:space="preserve"> </w:t>
+      </w:r>
+      <w:r>
+        <w:t xml:space="preserve">(approximately 30 % to 60 % of total sales) within which predicted productivity remains close to its peak, and within which firms can exercise strategic discretion without crossing into the productivity-eroding tail of the curve.</w:t>
+      </w:r>
+    </w:p>
+    <w:p>
+      <w:pPr>
+        <w:pStyle w:val="BodyText"/>
+      </w:pPr>
+      <w:r>
+        <w:t xml:space="preserve">The capability-conditioned moderation results converge on the same durability conclusion. We hypothesised in H4a/H4b that technological capability and digital adoption should moderate the curvature of the inverted-U, potentially via the absorptive-capacity logic of Lall (1992) and Cohen and Levinthal (1990). The data partially support a level-shift role — TCI is associated with substantially higher productivity (β_z = +0.26 to +0.43, p &lt; .001 in every wave) and DAI shows modest positive level shifts (β_z = +0.05 to +0.13, p ≤ .03 across waves and pooled). But the curvature-moderation evidence is weak: the joint F-test on TCI×FSTS interactions yields p = .039 (marginal), individual interaction coefficients are not statistically distinguishable from zero, and wave-specific moderation tests fail to support either H4a or H4b in any wave. The dynamic three-way moderation hypothesis (capability-conditioned shift over time) returns F(2, 3,558) = 0.27, p = .760 — clearly not supported.</w:t>
+      </w:r>
+    </w:p>
+    <w:p>
+      <w:pPr>
+        <w:pStyle w:val="BodyText"/>
+      </w:pPr>
+      <w:r>
+        <w:t>The supplementary working-capital analyses (§5.2) tell the same story. Despite multiple plausible directional priors — Manova (2013), Foley and Manova (2015) — the cross-wave moderation evidence fragments across proxies and waves. Some coefficients move in theoretically plausible directions, most notably the trade-credit×FSTS² interaction in 2012 (β = −0.017, p = .009), but the broader pattern is too inconsistent across blocks and waves to support a stronger inference. We retain the working-capital interpretation as a theoretically grounded explanation rather than as a directly established empirical channel, and we explicitly identify the integration of richer financial microdata (cash-conversion cycle, days-receivable-outstanding, trade-finance pricing) as priority for future research.</w:t>
+      </w:r>
+    </w:p>
+    <w:p>
+      <w:pPr>
+        <w:pStyle w:val="BodyText"/>
+      </w:pPr>
+      <w:r>
+        <w:t>The confirmation of H2b over H2a, together with null capability curvature moderation and unstable working-capital interactions, makes the principal contribution sharper rather than weaker. The Chinese internationalization-performance trade-off is what it is: a durably bounded inverted-U whose location and shape are not measurably moved by wave, financial proxy, or capability stock. This is a stronger empirical claim than the standard inverted-U literature delivers, and it directly addresses the heterogeneity question raised in the broader internationalization-performance meta-analytic literature (Đỗ &amp; Phan, 2025 — ICBEF; Bausch &amp; Krist, 2007; Kirca et al., 2012; Marano et al., 2016; Schwens et al., 2018) — namely, that the very large between-study heterogeneity (I² ≈ 88 %) reported in those reviews may reflect cross-country institutional variation rather than within-country temporal change. By holding country fixed and testing the temporal dimension, the present design isolates the latter and finds it small, consistent with an interpretation in which institutional context (Filatotchev, Wei, Sarala, Dick, &amp; Prescott, 2020) drives more of the observed effect-size dispersion than within-country evolution does.</w:t>
+      </w:r>
+    </w:p>
+    <w:bookmarkEnd w:id="44"/>
+    <w:bookmarkStart w:id="45" w:name="managerial-implications"/>
+    <w:p>
+      <w:pPr>
+        <w:pStyle w:val="Heading3"/>
+      </w:pPr>
+      <w:r>
+        <w:t>5.2 Alternative mechanisms explored</w:t>
+      </w:r>
+    </w:p>
+    <w:p>
+      <w:pPr>
+        <w:pStyle w:val="Heading3"/>
+      </w:pPr>
+      <w:r>
+        <w:t>To probe the downstream mechanism linking the post-threshold downturn to financial constraints, we tested working-capital proxies available in the WBES instrument. The cross-wave-comparable indicators — overdraft facility (k7), line of credit (k8 / k82), financing-structure shares (k3 series), and the access-to-finance obstacle score (k30) — were tested as interaction terms with FSTS² to examine whether the steepness of the post-threshold tail is conditioned by firm liquidity. However, due to changes in questionnaire design between the two survey waves, the collected indicators did not achieve the consistency needed for conclusive inference: Block A interactions change sign across waves, Block C reaches significance in 2012 but not 2024, and the Block D anomaly in 2024 reads as a small-cell artefact. The 2012-only Block B (purchases and sales on credit, k1c / k2c) also returns null interactions. Taken together, these supplementary analyses are consistent with the working-capital trap interpretation (Manova, 2013) as a theoretically coherent mechanism for the post-threshold downturn, but the current WBES proxies are insufficiently precise to identify the channel directly. Future work with firm-level financial-statement data — cash-conversion cycle, days-receivable-outstanding, trade-finance pricing — is needed to test the mechanism conclusively.</w:t>
+      </w:r>
+    </w:p>
+    <w:p>
+      <w:pPr>
+        <w:pStyle w:val="Heading3"/>
+      </w:pPr>
+      <w:r>
+        <w:t>5.3 Managerial implications</w:t>
+      </w:r>
+    </w:p>
+    <w:p>
+      <w:pPr>
+        <w:pStyle w:val="FirstParagraph"/>
+      </w:pPr>
+      <w:r>
+        <w:t xml:space="preserve">For Chinese private firms, the findings carry four managerial implications.</w:t>
       </w:r>
       <w:r>
         <w:t xml:space="preserve"> </w:t>
@@ -4167,129 +4041,120 @@
           <w:bCs/>
           <w:b/>
         </w:rPr>
-        <w:t xml:space="preserve">structurally durable</w:t>
-      </w:r>
-      <w:r>
-        <w:t xml:space="preserve">: it has survived a decade of significant external shocks, institutional evolution, and technological transformation without measurably shifting in shape, slope, or location. This durability matters theoretically and managerially. Theoretically, it suggests that the inverted-U is grounded in deeply structural firm-level constraints — coordination capacity, financial slack, organizational depth — rather than in time-specific institutional or competitive conditions that might dissolve with environmental change (Hennart, 2007; Buckley et al., 2007). Managerially, the wide and overlapping confidence intervals on the turning-point estimates argue against treating any single number as a knife-edge target; the policy-relevant quantity is a</w:t>
-      </w:r>
-      <w:r>
-        <w:t xml:space="preserve"> </w:t>
-      </w:r>
-      <w:r>
-        <w:rPr>
-          <w:iCs/>
-          <w:i/>
-        </w:rPr>
-        <w:t xml:space="preserve">bounded operating range</w:t>
-      </w:r>
-      <w:r>
-        <w:t xml:space="preserve"> </w:t>
-      </w:r>
-      <w:r>
-        <w:t xml:space="preserve">(approximately 30 % to 60 % of total sales) within which predicted productivity remains close to its peak, and within which firms can exercise strategic discretion without crossing into the productivity-eroding tail of the curve.</w:t>
-      </w:r>
-    </w:p>
-    <w:p>
-      <w:pPr>
-        <w:pStyle w:val="BodyText"/>
-      </w:pPr>
-      <w:r>
-        <w:t xml:space="preserve">The capability-conditioned moderation results converge on the same durability conclusion. We hypothesised in H4a/H4b that technological capability and digital adoption should moderate the curvature of the inverted-U, potentially via the absorptive-capacity logic of Lall (1992) and Cohen and Levinthal (1990). The data partially support a level-shift role — TCI is associated with substantially higher productivity (β_z = +0.26 to +0.43, p &lt; .001 in every wave) and DAI shows modest positive level shifts (β_z = +0.05 to +0.13, p ≤ .03 across waves and pooled). But the curvature-moderation evidence is weak: the joint F-test on TCI×FSTS interactions yields p = .039 (marginal), individual interaction coefficients are not statistically distinguishable from zero, and wave-specific moderation tests fail to support either H4a or H4b in any wave. The dynamic three-way moderation hypothesis (capability-conditioned shift over time) returns F(2, 3,558) = 0.27, p = .760 — clearly not supported.</w:t>
-      </w:r>
-    </w:p>
-    <w:p>
-      <w:pPr>
-        <w:pStyle w:val="BodyText"/>
-      </w:pPr>
-      <w:r>
-        <w:t xml:space="preserve">The supplementary working-capital tests (H3) tell the same story. Despite multiple plausible directional priors — Manova (2013), Foley and Manova (2015) — the cross-wave moderation evidence fragments across proxies and waves. Some coefficients move in theoretically plausible directions, most notably the trade-credit×FSTS² interaction in 2012 (β = −0.017, p = .009), but the broader pattern is too inconsistent across blocks and waves to support a stronger inference. We retain the working-capital interpretation as a theoretically grounded explanation rather than as a directly established empirical channel, and we explicitly identify the integration of richer financial microdata (cash-conversion cycle, days-receivable-outstanding, trade-finance pricing) as priority for future research.</w:t>
-      </w:r>
-    </w:p>
-    <w:p>
-      <w:pPr>
-        <w:pStyle w:val="BodyText"/>
-      </w:pPr>
-      <w:r>
-        <w:t xml:space="preserve">The convergence of three null moderation channels (H2 temporal shift, H3 working-capital conditioning, H4 capability curvature moderation) makes the principal contribution sharper rather than weaker.</w:t>
-      </w:r>
-      <w:r>
-        <w:t xml:space="preserve"> </w:t>
-      </w:r>
+        <w:t xml:space="preserve">First</w:t>
+      </w:r>
+      <w:r>
+        <w:t xml:space="preserve">, the strategic problem of export expansion should be framed as a</w:t>
+      </w:r>
+      <w:r>
+        <w:t xml:space="preserve"> </w:t>
+      </w:r>
+      <w:r>
+        <w:rPr>
+          <w:iCs/>
+          <w:i/>
+        </w:rPr>
+        <w:t xml:space="preserve">bounded optimisation</w:t>
+      </w:r>
+      <w:r>
+        <w:t xml:space="preserve"> </w:t>
+      </w:r>
+      <w:r>
+        <w:t xml:space="preserve">rather than an unconstrained growth objective. Crossing the optimal export-intensity zone — which the present data locate at approximately 30 % to 60 % of total sales and which has not shifted over the past decade — is associated with declining productivity rather than continued gains. Managers should monitor export intensity relative to this bounded operating range and pay particular attention to the operational and financial discipline required to sustain export exposure beyond it. The temporal stability of the threshold means this guidance has</w:t>
+      </w:r>
+      <w:r>
+        <w:t xml:space="preserve"> </w:t>
+      </w:r>
+      <w:r>
+        <w:rPr>
+          <w:iCs/>
+          <w:i/>
+        </w:rPr>
+        <w:t xml:space="preserve">durable</w:t>
+      </w:r>
+      <w:r>
+        <w:t xml:space="preserve"> </w:t>
+      </w:r>
+      <w:r>
+        <w:t xml:space="preserve">applicability rather than being tied to current macroeconomic conditions; managers using these benchmarks can plan with confidence that they remain valid through future macroeconomic and institutional change.</w:t>
+      </w:r>
+    </w:p>
+    <w:p>
+      <w:pPr>
+        <w:pStyle w:val="BodyText"/>
+      </w:pPr>
       <w:r>
         <w:rPr>
           <w:bCs/>
           <w:b/>
         </w:rPr>
-        <w:t xml:space="preserve">The Chinese internationalization-performance trade-off is what it is: a durably bounded inverted-U whose location and shape are not measurably moved by wave, financial proxy, or capability stock.</w:t>
-      </w:r>
-      <w:r>
-        <w:t xml:space="preserve"> </w:t>
-      </w:r>
-      <w:r>
-        <w:t xml:space="preserve">This is a stronger empirical claim than the standard inverted-U literature delivers, and it directly addresses the heterogeneity question raised in the broader internationalization-performance meta-analytic literature (Đỗ &amp; Phan, 2025 — ICBEF; Bausch &amp; Krist, 2007; Kirca et al., 2012; Marano et al., 2016; Schwens et al., 2018) — namely, that the very large between-study heterogeneity (I² ≈ 88 %) reported in those reviews may reflect cross-country institutional variation rather than within-country temporal change. By holding country fixed and testing the temporal dimension, the present design isolates the latter and finds it small, consistent with an interpretation in which institutional context (Filatotchev, Wei, Sarala, Dick, &amp; Prescott, 2020) drives more of the observed effect-size dispersion than within-country evolution does.</w:t>
-      </w:r>
-    </w:p>
-    <w:bookmarkEnd w:id="44"/>
-    <w:bookmarkStart w:id="45" w:name="managerial-implications"/>
-    <w:p>
-      <w:pPr>
-        <w:pStyle w:val="Heading3"/>
-      </w:pPr>
-      <w:r>
-        <w:t xml:space="preserve">5.2 Managerial implications</w:t>
-      </w:r>
-    </w:p>
-    <w:p>
-      <w:pPr>
-        <w:pStyle w:val="FirstParagraph"/>
-      </w:pPr>
-      <w:r>
-        <w:t xml:space="preserve">For Chinese private firms, the findings carry four managerial implications.</w:t>
-      </w:r>
-      <w:r>
-        <w:t xml:space="preserve"> </w:t>
-      </w:r>
+        <w:t xml:space="preserve">Second</w:t>
+      </w:r>
+      <w:r>
+        <w:t xml:space="preserve">, technological capability investment — broadly defined to include foreign-technology licensing, quality certification, product innovation, and R&amp;D activity — appears to support a substantial productivity baseline that is robust across the export-intensity distribution and that has</w:t>
+      </w:r>
+      <w:r>
+        <w:t xml:space="preserve"> </w:t>
+      </w:r>
+      <w:r>
+        <w:rPr>
+          <w:iCs/>
+          <w:i/>
+        </w:rPr>
+        <w:t xml:space="preserve">strengthened</w:t>
+      </w:r>
+      <w:r>
+        <w:t xml:space="preserve"> </w:t>
+      </w:r>
+      <w:r>
+        <w:t xml:space="preserve">between the 2012 and 2024 waves (Paternoster z = −2.55, p = .011). Capability building is therefore a strategically defensible investment with rising returns. Crucially, the evidence indicates capability operates as a</w:t>
+      </w:r>
+      <w:r>
+        <w:t xml:space="preserve"> </w:t>
+      </w:r>
+      <w:r>
+        <w:rPr>
+          <w:iCs/>
+          <w:i/>
+        </w:rPr>
+        <w:t xml:space="preserve">level-shifter</w:t>
+      </w:r>
+      <w:r>
+        <w:t xml:space="preserve"> </w:t>
+      </w:r>
+      <w:r>
+        <w:t xml:space="preserve">rather than as a curvature moderator: building capability raises productivity uniformly, but does not change</w:t>
+      </w:r>
+      <w:r>
+        <w:t xml:space="preserve"> </w:t>
+      </w:r>
+      <w:r>
+        <w:rPr>
+          <w:iCs/>
+          <w:i/>
+        </w:rPr>
+        <w:t xml:space="preserve">where</w:t>
+      </w:r>
+      <w:r>
+        <w:t xml:space="preserve"> </w:t>
+      </w:r>
+      <w:r>
+        <w:t xml:space="preserve">the productivity-eroding turning point sits. The practical implication is that firms cannot expect capability investment to push the durable threshold rightward — capability strengthens the firm at every level of export intensity but does not relax the structural overextension constraint at the upper tail. A firm at 70 % export intensity is approximately as exposed to overextension costs as it would be without TCI investment; the TCI investment raises the firm’s overall productivity but does not save the firm from the bounded-optimum constraint.</w:t>
+      </w:r>
+    </w:p>
+    <w:p>
+      <w:pPr>
+        <w:pStyle w:val="BodyText"/>
+      </w:pPr>
       <w:r>
         <w:rPr>
           <w:bCs/>
           <w:b/>
         </w:rPr>
-        <w:t xml:space="preserve">First</w:t>
-      </w:r>
-      <w:r>
-        <w:t xml:space="preserve">, the strategic problem of export expansion should be framed as a</w:t>
-      </w:r>
-      <w:r>
-        <w:t xml:space="preserve"> </w:t>
-      </w:r>
-      <w:r>
-        <w:rPr>
-          <w:iCs/>
-          <w:i/>
-        </w:rPr>
-        <w:t xml:space="preserve">bounded optimisation</w:t>
-      </w:r>
-      <w:r>
-        <w:t xml:space="preserve"> </w:t>
-      </w:r>
-      <w:r>
-        <w:t xml:space="preserve">rather than an unconstrained growth objective. Crossing the optimal export-intensity zone — which the present data locate at approximately 30 % to 60 % of total sales and which has not shifted over the past decade — is associated with declining productivity rather than continued gains. Managers should monitor export intensity relative to this bounded operating range and pay particular attention to the operational and financial discipline required to sustain export exposure beyond it. The temporal stability of the threshold means this guidance has</w:t>
-      </w:r>
-      <w:r>
-        <w:t xml:space="preserve"> </w:t>
-      </w:r>
-      <w:r>
-        <w:rPr>
-          <w:iCs/>
-          <w:i/>
-        </w:rPr>
-        <w:t xml:space="preserve">durable</w:t>
-      </w:r>
-      <w:r>
-        <w:t xml:space="preserve"> </w:t>
-      </w:r>
-      <w:r>
-        <w:t xml:space="preserve">applicability rather than being tied to current macroeconomic conditions; managers using these benchmarks can plan with confidence that they remain valid through future macroeconomic and institutional change.</w:t>
+        <w:t xml:space="preserve">Third</w:t>
+      </w:r>
+      <w:r>
+        <w:t xml:space="preserve">, basic digital presence (own website) is positively associated with productivity in the 2024 wave and the pooled sample, modestly so in 2012, but does not remove the structural threshold that bounds the productivity returns of export expansion. Managers should treat Tier 1 digital adoption as a complement to, rather than a substitute for, the financial and operational preparation required to sustain high export intensity. Firms entering deeper digital transformation (e-commerce platforms, ERP integration, AI-augmented operations — Tier 2 through Tier 4 in the Verhoef et al. 2021 hierarchy) may eventually find that the threshold relaxes, but our data cannot directly test this proposition.</w:t>
       </w:r>
     </w:p>
     <w:p>
@@ -4301,58 +4166,102 @@
           <w:bCs/>
           <w:b/>
         </w:rPr>
-        <w:t xml:space="preserve">Second</w:t>
-      </w:r>
-      <w:r>
-        <w:t xml:space="preserve">, technological capability investment — broadly defined to include foreign-technology licensing, quality certification, product innovation, and R&amp;D activity — appears to support a substantial productivity baseline that is robust across the export-intensity distribution and that has</w:t>
-      </w:r>
-      <w:r>
-        <w:t xml:space="preserve"> </w:t>
-      </w:r>
-      <w:r>
-        <w:rPr>
-          <w:iCs/>
-          <w:i/>
-        </w:rPr>
-        <w:t xml:space="preserve">strengthened</w:t>
-      </w:r>
-      <w:r>
-        <w:t xml:space="preserve"> </w:t>
-      </w:r>
-      <w:r>
-        <w:t xml:space="preserve">between the 2012 and 2024 waves (Paternoster z = −2.55, p = .011). Capability building is therefore a strategically defensible investment with rising returns. Crucially, the evidence indicates capability operates as a</w:t>
-      </w:r>
-      <w:r>
-        <w:t xml:space="preserve"> </w:t>
-      </w:r>
-      <w:r>
-        <w:rPr>
-          <w:iCs/>
-          <w:i/>
-        </w:rPr>
-        <w:t xml:space="preserve">level-shifter</w:t>
-      </w:r>
-      <w:r>
-        <w:t xml:space="preserve"> </w:t>
-      </w:r>
-      <w:r>
-        <w:t xml:space="preserve">rather than as a curvature moderator: building capability raises productivity uniformly, but does not change</w:t>
-      </w:r>
-      <w:r>
-        <w:t xml:space="preserve"> </w:t>
-      </w:r>
-      <w:r>
-        <w:rPr>
-          <w:iCs/>
-          <w:i/>
-        </w:rPr>
-        <w:t xml:space="preserve">where</w:t>
-      </w:r>
-      <w:r>
-        <w:t xml:space="preserve"> </w:t>
-      </w:r>
-      <w:r>
-        <w:t xml:space="preserve">the productivity-eroding turning point sits. The practical implication is that firms cannot expect capability investment to push the durable threshold rightward — capability strengthens the firm at every level of export intensity but does not relax the structural overextension constraint at the upper tail. A firm at 70 % export intensity is approximately as exposed to overextension costs as it would be without TCI investment; the TCI investment raises the firm’s overall productivity but does not save the firm from the bounded-optimum constraint.</w:t>
+        <w:t xml:space="preserve">Fourth and more general</w:t>
+      </w:r>
+      <w:r>
+        <w:t xml:space="preserve">, the evidence supports a strategic-decision-making framing in which</w:t>
+      </w:r>
+      <w:r>
+        <w:t xml:space="preserve"> </w:t>
+      </w:r>
+      <w:r>
+        <w:rPr>
+          <w:iCs/>
+          <w:i/>
+        </w:rPr>
+        <w:t xml:space="preserve">the durability of the bounded-internationalization range</w:t>
+      </w:r>
+      <w:r>
+        <w:t xml:space="preserve"> </w:t>
+      </w:r>
+      <w:r>
+        <w:t xml:space="preserve">is itself a managerial asset. Firms making long-horizon investment decisions (entering new export markets, scaling international operations, building cross-border supply chains) can plan against a stable threshold rather than continuously revising their internationalization strategy in response to wave-specific conditions. This stability has organisational-design implications: firms can build international-operations capabilities with confidence that the underlying threshold structure will not shift unpredictably during the investment payback period.</w:t>
+      </w:r>
+    </w:p>
+    <w:bookmarkEnd w:id="45"/>
+    <w:bookmarkStart w:id="46" w:name="tentative-policy-considerations"/>
+    <w:p>
+      <w:pPr>
+        <w:pStyle w:val="Heading3"/>
+      </w:pPr>
+      <w:r>
+        <w:t>5.4 Tentative policy considerations</w:t>
+      </w:r>
+    </w:p>
+    <w:p>
+      <w:pPr>
+        <w:pStyle w:val="FirstParagraph"/>
+      </w:pPr>
+      <w:r>
+        <w:t xml:space="preserve">We frame the discussion below as tentative policy considerations rather than policy prescriptions. The associational nature of the evidence, the wide turning-point confidence intervals, and the absence of stable direct support for capability-conditioned moderation all weigh against converting the findings into directive policy targets. With those caveats foregrounded, three considerations follow for Chinese private-firm-oriented industrial policy.</w:t>
+      </w:r>
+    </w:p>
+    <w:p>
+      <w:pPr>
+        <w:pStyle w:val="BodyText"/>
+      </w:pPr>
+      <w:r>
+        <w:t xml:space="preserve">First, the SME export-promotion design problem may be more about</w:t>
+      </w:r>
+      <w:r>
+        <w:t xml:space="preserve"> </w:t>
+      </w:r>
+      <w:r>
+        <w:rPr>
+          <w:iCs/>
+          <w:i/>
+        </w:rPr>
+        <w:t xml:space="preserve">bounded expansion</w:t>
+      </w:r>
+      <w:r>
+        <w:t xml:space="preserve"> </w:t>
+      </w:r>
+      <w:r>
+        <w:t xml:space="preserve">than about maximum export ambition; export-promotion programmes that incentivise export intensity beyond the durable 30-60 % range without parallel investments in liquidity and capability infrastructure may be associated with diminishing or negative productivity returns. Programmes designed to push firms past this range without simultaneously addressing the financial and operational binding constraints that drive the post-threshold downturn risk creating exposed firms whose productivity erodes despite the intended policy benefit.</w:t>
+      </w:r>
+    </w:p>
+    <w:p>
+      <w:pPr>
+        <w:pStyle w:val="BodyText"/>
+      </w:pPr>
+      <w:r>
+        <w:t xml:space="preserve">Second, the SME credit-market reforms targeting working-capital lines, factoring, export credit insurance, and trade-finance access (Manova, 2013; Niepmann &amp; Schmidt-Eisenlohr, 2017; Demir &amp; Javorcik, 2018) may help shift the threshold rightward and broaden the safe operating zone, but the present paper does not directly test this policy effect — and indeed our null findings on H3 working-capital moderation suggest that such reforms may need to be more substantial than the variation captured by current WBES proxies to produce detectable threshold movement. Future quantitative policy evaluation work using richer financial data is needed to identify the empirically minimum reform intensity required to move the threshold.</w:t>
+      </w:r>
+    </w:p>
+    <w:p>
+      <w:pPr>
+        <w:pStyle w:val="BodyText"/>
+      </w:pPr>
+      <w:r>
+        <w:t xml:space="preserve">Third, the durability of the inverted-U through a decade of substantial environmental change implies that the bounded-internationalization framing is robust policy guidance for a range of macroeconomic and institutional conditions, not a wave-specific recommendation. Industrial policy designed around the 30–60 % safe operating zone provides a stable target structure that does not require frequent recalibration as macroeconomic conditions evolve.</w:t>
+      </w:r>
+    </w:p>
+    <w:bookmarkEnd w:id="46"/>
+    <w:bookmarkStart w:id="47" w:name="theoretical-contributions"/>
+    <w:p>
+      <w:pPr>
+        <w:pStyle w:val="Heading3"/>
+      </w:pPr>
+      <w:r>
+        <w:t>5.5 Theoretical contributions</w:t>
+      </w:r>
+    </w:p>
+    <w:p>
+      <w:pPr>
+        <w:pStyle w:val="FirstParagraph"/>
+      </w:pPr>
+      <w:r>
+        <w:t xml:space="preserve">The paper offers four theoretical contributions to the international business and strategic management literature.</w:t>
       </w:r>
     </w:p>
     <w:p>
@@ -4364,10 +4273,62 @@
           <w:bCs/>
           <w:b/>
         </w:rPr>
-        <w:t xml:space="preserve">Third</w:t>
-      </w:r>
-      <w:r>
-        <w:t xml:space="preserve">, basic digital presence (own website) is positively associated with productivity in the 2024 wave and the pooled sample, modestly so in 2012, but does not remove the structural threshold that bounds the productivity returns of export expansion. Managers should treat Tier 1 digital adoption as a complement to, rather than a substitute for, the financial and operational preparation required to sustain high export intensity. Firms entering deeper digital transformation (e-commerce platforms, ERP integration, AI-augmented operations — Tier 2 through Tier 4 in the Verhoef et al. 2021 hierarchy) may eventually find that the threshold relaxes, but our data cannot directly test this proposition.</w:t>
+        <w:t xml:space="preserve">First</w:t>
+      </w:r>
+      <w:r>
+        <w:t xml:space="preserve">, we contribute to the</w:t>
+      </w:r>
+      <w:r>
+        <w:t xml:space="preserve"> </w:t>
+      </w:r>
+      <w:r>
+        <w:rPr>
+          <w:iCs/>
+          <w:i/>
+        </w:rPr>
+        <w:t xml:space="preserve">internationalization–performance</w:t>
+      </w:r>
+      <w:r>
+        <w:t xml:space="preserve"> </w:t>
+      </w:r>
+      <w:r>
+        <w:t xml:space="preserve">literature by extending its scope from the question of</w:t>
+      </w:r>
+      <w:r>
+        <w:t xml:space="preserve"> </w:t>
+      </w:r>
+      <w:r>
+        <w:t xml:space="preserve">“</w:t>
+      </w:r>
+      <w:r>
+        <w:t xml:space="preserve">what shape</w:t>
+      </w:r>
+      <w:r>
+        <w:t xml:space="preserve">”</w:t>
+      </w:r>
+      <w:r>
+        <w:t xml:space="preserve"> </w:t>
+      </w:r>
+      <w:r>
+        <w:t xml:space="preserve">to the question of</w:t>
+      </w:r>
+      <w:r>
+        <w:t xml:space="preserve"> </w:t>
+      </w:r>
+      <w:r>
+        <w:t xml:space="preserve">“</w:t>
+      </w:r>
+      <w:r>
+        <w:t xml:space="preserve">does the shape endure.</w:t>
+      </w:r>
+      <w:r>
+        <w:t xml:space="preserve">”</w:t>
+      </w:r>
+      <w:r>
+        <w:t xml:space="preserve"> </w:t>
+      </w:r>
+      <w:r>
+        <w:t xml:space="preserve">The bulk of prior IP work — including the foundational nonlinear studies (Hitt et al., 1997; Contractor et al., 2003; Lu &amp; Beamish, 2004) and the meta-analytic syntheses (Bausch &amp; Krist, 2007; Kirca et al., 2012; Marano et al., 2016; Schwens et al., 2018) — has established the inverted-U as a robust pattern but has rarely tested its temporal stability within a single national context. Our durability finding establishes that, at least in China and over the 2012-2024 window, the inverted-U is more than a sample-specific regularity: it is an enduring structural feature of the trade-off. This complements the cross-country heterogeneity emphasis of the meta-analytic tradition with within-country temporal evidence, and it provides a benchmark for future replication studies in other emerging-economy contexts.</w:t>
       </w:r>
     </w:p>
     <w:p>
@@ -4379,102 +4340,26 @@
           <w:bCs/>
           <w:b/>
         </w:rPr>
-        <w:t xml:space="preserve">Fourth and more general</w:t>
-      </w:r>
-      <w:r>
-        <w:t xml:space="preserve">, the evidence supports a strategic-decision-making framing in which</w:t>
-      </w:r>
-      <w:r>
-        <w:t xml:space="preserve"> </w:t>
-      </w:r>
-      <w:r>
-        <w:rPr>
-          <w:iCs/>
-          <w:i/>
-        </w:rPr>
-        <w:t xml:space="preserve">the durability of the bounded-internationalization range</w:t>
-      </w:r>
-      <w:r>
-        <w:t xml:space="preserve"> </w:t>
-      </w:r>
-      <w:r>
-        <w:t xml:space="preserve">is itself a managerial asset. Firms making long-horizon investment decisions (entering new export markets, scaling international operations, building cross-border supply chains) can plan against a stable threshold rather than continuously revising their internationalization strategy in response to wave-specific conditions. This stability has organisational-design implications: firms can build international-operations capabilities with confidence that the underlying threshold structure will not shift unpredictably during the investment payback period.</w:t>
-      </w:r>
-    </w:p>
-    <w:bookmarkEnd w:id="45"/>
-    <w:bookmarkStart w:id="46" w:name="tentative-policy-considerations"/>
-    <w:p>
-      <w:pPr>
-        <w:pStyle w:val="Heading3"/>
-      </w:pPr>
-      <w:r>
-        <w:t xml:space="preserve">5.3 Tentative policy considerations</w:t>
-      </w:r>
-    </w:p>
-    <w:p>
-      <w:pPr>
-        <w:pStyle w:val="FirstParagraph"/>
-      </w:pPr>
-      <w:r>
-        <w:t xml:space="preserve">We frame the discussion below as tentative policy considerations rather than policy prescriptions. The associational nature of the evidence, the wide turning-point confidence intervals, and the absence of stable direct support for capability-conditioned moderation all weigh against converting the findings into directive policy targets. With those caveats foregrounded, three considerations follow for Chinese private-firm-oriented industrial policy.</w:t>
-      </w:r>
-    </w:p>
-    <w:p>
-      <w:pPr>
-        <w:pStyle w:val="BodyText"/>
-      </w:pPr>
-      <w:r>
-        <w:t xml:space="preserve">First, the SME export-promotion design problem may be more about</w:t>
-      </w:r>
-      <w:r>
-        <w:t xml:space="preserve"> </w:t>
-      </w:r>
-      <w:r>
-        <w:rPr>
-          <w:iCs/>
-          <w:i/>
-        </w:rPr>
-        <w:t xml:space="preserve">bounded expansion</w:t>
-      </w:r>
-      <w:r>
-        <w:t xml:space="preserve"> </w:t>
-      </w:r>
-      <w:r>
-        <w:t xml:space="preserve">than about maximum export ambition; export-promotion programmes that incentivise export intensity beyond the durable 30-60 % range without parallel investments in liquidity and capability infrastructure may be associated with diminishing or negative productivity returns. Programmes designed to push firms past this range without simultaneously addressing the financial and operational binding constraints that drive the post-threshold downturn risk creating exposed firms whose productivity erodes despite the intended policy benefit.</w:t>
-      </w:r>
-    </w:p>
-    <w:p>
-      <w:pPr>
-        <w:pStyle w:val="BodyText"/>
-      </w:pPr>
-      <w:r>
-        <w:t xml:space="preserve">Second, the SME credit-market reforms targeting working-capital lines, factoring, export credit insurance, and trade-finance access (Manova, 2013; Niepmann &amp; Schmidt-Eisenlohr, 2017; Demir &amp; Javorcik, 2018) may help shift the threshold rightward and broaden the safe operating zone, but the present paper does not directly test this policy effect — and indeed our null findings on H3 working-capital moderation suggest that such reforms may need to be more substantial than the variation captured by current WBES proxies to produce detectable threshold movement. Future quantitative policy evaluation work using richer financial data is needed to identify the empirically minimum reform intensity required to move the threshold.</w:t>
-      </w:r>
-    </w:p>
-    <w:p>
-      <w:pPr>
-        <w:pStyle w:val="BodyText"/>
-      </w:pPr>
-      <w:r>
-        <w:t xml:space="preserve">Third, the durability of the inverted-U through a decade of substantial environmental change implies that the bounded-internationalization framing is robust policy guidance for a range of macroeconomic and institutional conditions, not a wave-specific recommendation. Industrial policy designed around the 30–60 % safe operating zone provides a stable target structure that does not require frequent recalibration as macroeconomic conditions evolve.</w:t>
-      </w:r>
-    </w:p>
-    <w:bookmarkEnd w:id="46"/>
-    <w:bookmarkStart w:id="47" w:name="theoretical-contributions"/>
-    <w:p>
-      <w:pPr>
-        <w:pStyle w:val="Heading3"/>
-      </w:pPr>
-      <w:r>
-        <w:t xml:space="preserve">5.4 Theoretical contributions</w:t>
-      </w:r>
-    </w:p>
-    <w:p>
-      <w:pPr>
-        <w:pStyle w:val="FirstParagraph"/>
-      </w:pPr>
-      <w:r>
-        <w:t xml:space="preserve">The paper offers four theoretical contributions to the international business and strategic management literature.</w:t>
+        <w:t xml:space="preserve">Second</w:t>
+      </w:r>
+      <w:r>
+        <w:t xml:space="preserve">, we contribute to the broader</w:t>
+      </w:r>
+      <w:r>
+        <w:t xml:space="preserve"> </w:t>
+      </w:r>
+      <w:r>
+        <w:rPr>
+          <w:iCs/>
+          <w:i/>
+        </w:rPr>
+        <w:t xml:space="preserve">meta-analytic puzzle</w:t>
+      </w:r>
+      <w:r>
+        <w:t xml:space="preserve"> </w:t>
+      </w:r>
+      <w:r>
+        <w:t xml:space="preserve">about why between-study heterogeneity in the internationalization–performance relationship is so large. By holding country fixed and finding within-country temporal stability, the paper supports an interpretation in which cross-country institutional context — rather than within-country evolution — drives much of the observed effect-size dispersion (Filatotchev et al., 2020). This has methodological implications for future meta-analyses: temporal heterogeneity within country may be a smaller source of variation than the literature has implicitly assumed, while cross-country institutional differences may deserve more theoretical attention than they currently receive.</w:t>
       </w:r>
     </w:p>
     <w:p>
@@ -4486,7 +4371,7 @@
           <w:bCs/>
           <w:b/>
         </w:rPr>
-        <w:t xml:space="preserve">First</w:t>
+        <w:t xml:space="preserve">Third</w:t>
       </w:r>
       <w:r>
         <w:t xml:space="preserve">, we contribute to the</w:t>
@@ -4499,49 +4384,29 @@
           <w:iCs/>
           <w:i/>
         </w:rPr>
-        <w:t xml:space="preserve">internationalization–performance</w:t>
-      </w:r>
-      <w:r>
-        <w:t xml:space="preserve"> </w:t>
-      </w:r>
-      <w:r>
-        <w:t xml:space="preserve">literature by extending its scope from the question of</w:t>
-      </w:r>
-      <w:r>
-        <w:t xml:space="preserve"> </w:t>
-      </w:r>
-      <w:r>
-        <w:t xml:space="preserve">“</w:t>
-      </w:r>
-      <w:r>
-        <w:t xml:space="preserve">what shape</w:t>
-      </w:r>
-      <w:r>
-        <w:t xml:space="preserve">”</w:t>
-      </w:r>
-      <w:r>
-        <w:t xml:space="preserve"> </w:t>
-      </w:r>
-      <w:r>
-        <w:t xml:space="preserve">to the question of</w:t>
-      </w:r>
-      <w:r>
-        <w:t xml:space="preserve"> </w:t>
-      </w:r>
-      <w:r>
-        <w:t xml:space="preserve">“</w:t>
-      </w:r>
-      <w:r>
-        <w:t xml:space="preserve">does the shape endure.</w:t>
-      </w:r>
-      <w:r>
-        <w:t xml:space="preserve">”</w:t>
-      </w:r>
-      <w:r>
-        <w:t xml:space="preserve"> </w:t>
-      </w:r>
-      <w:r>
-        <w:t xml:space="preserve">The bulk of prior IP work — including the foundational nonlinear studies (Hitt et al., 1997; Contractor et al., 2003; Lu &amp; Beamish, 2004) and the meta-analytic syntheses (Bausch &amp; Krist, 2007; Kirca et al., 2012; Marano et al., 2016; Schwens et al., 2018) — has established the inverted-U as a robust pattern but has rarely tested its temporal stability within a single national context. Our durability finding establishes that, at least in China and over the 2012-2024 window, the inverted-U is more than a sample-specific regularity: it is an enduring structural feature of the trade-off. This complements the cross-country heterogeneity emphasis of the meta-analytic tradition with within-country temporal evidence, and it provides a benchmark for future replication studies in other emerging-economy contexts.</w:t>
+        <w:t xml:space="preserve">capability and absorptive-capacity</w:t>
+      </w:r>
+      <w:r>
+        <w:t xml:space="preserve"> </w:t>
+      </w:r>
+      <w:r>
+        <w:t xml:space="preserve">tradition by clearly distinguishing capability’s level-shift role from its conjectured curvature-moderation role. Prior work has often blurred these two functions, treating capability as both raising productivity</w:t>
+      </w:r>
+      <w:r>
+        <w:t xml:space="preserve"> </w:t>
+      </w:r>
+      <w:r>
+        <w:rPr>
+          <w:iCs/>
+          <w:i/>
+        </w:rPr>
+        <w:t xml:space="preserve">and</w:t>
+      </w:r>
+      <w:r>
+        <w:t xml:space="preserve"> </w:t>
+      </w:r>
+      <w:r>
+        <w:t xml:space="preserve">relaxing the overextension constraint. Our evidence supports the level-shift role strongly across waves, but finds the curvature-moderation role weak and unstable — suggesting that capability-building does not, by itself, push the inverted-U turning point outward. This refinement matters theoretically: the absorptive-capacity logic of Lall (1992) and Cohen and Levinthal (1990) is best read as supporting productivity baseline strengthening rather than as relaxing the structural trade-off at the post-threshold tail. A firm with high TCI can convert export activity more efficiently into productive output — but the upper bound of that efficiency gain is itself bounded by the underlying coordination and financial constraints that the inverted-U captures.</w:t>
       </w:r>
     </w:p>
     <w:p>
@@ -4553,84 +4418,6 @@
           <w:bCs/>
           <w:b/>
         </w:rPr>
-        <w:t xml:space="preserve">Second</w:t>
-      </w:r>
-      <w:r>
-        <w:t xml:space="preserve">, we contribute to the broader</w:t>
-      </w:r>
-      <w:r>
-        <w:t xml:space="preserve"> </w:t>
-      </w:r>
-      <w:r>
-        <w:rPr>
-          <w:iCs/>
-          <w:i/>
-        </w:rPr>
-        <w:t xml:space="preserve">meta-analytic puzzle</w:t>
-      </w:r>
-      <w:r>
-        <w:t xml:space="preserve"> </w:t>
-      </w:r>
-      <w:r>
-        <w:t xml:space="preserve">about why between-study heterogeneity in the internationalization–performance relationship is so large. By holding country fixed and finding within-country temporal stability, the paper supports an interpretation in which cross-country institutional context — rather than within-country evolution — drives much of the observed effect-size dispersion (Filatotchev et al., 2020). This has methodological implications for future meta-analyses: temporal heterogeneity within country may be a smaller source of variation than the literature has implicitly assumed, while cross-country institutional differences may deserve more theoretical attention than they currently receive.</w:t>
-      </w:r>
-    </w:p>
-    <w:p>
-      <w:pPr>
-        <w:pStyle w:val="BodyText"/>
-      </w:pPr>
-      <w:r>
-        <w:rPr>
-          <w:bCs/>
-          <w:b/>
-        </w:rPr>
-        <w:t xml:space="preserve">Third</w:t>
-      </w:r>
-      <w:r>
-        <w:t xml:space="preserve">, we contribute to the</w:t>
-      </w:r>
-      <w:r>
-        <w:t xml:space="preserve"> </w:t>
-      </w:r>
-      <w:r>
-        <w:rPr>
-          <w:iCs/>
-          <w:i/>
-        </w:rPr>
-        <w:t xml:space="preserve">capability and absorptive-capacity</w:t>
-      </w:r>
-      <w:r>
-        <w:t xml:space="preserve"> </w:t>
-      </w:r>
-      <w:r>
-        <w:t xml:space="preserve">tradition by clearly distinguishing capability’s level-shift role from its conjectured curvature-moderation role. Prior work has often blurred these two functions, treating capability as both raising productivity</w:t>
-      </w:r>
-      <w:r>
-        <w:t xml:space="preserve"> </w:t>
-      </w:r>
-      <w:r>
-        <w:rPr>
-          <w:iCs/>
-          <w:i/>
-        </w:rPr>
-        <w:t xml:space="preserve">and</w:t>
-      </w:r>
-      <w:r>
-        <w:t xml:space="preserve"> </w:t>
-      </w:r>
-      <w:r>
-        <w:t xml:space="preserve">relaxing the overextension constraint. Our evidence supports the level-shift role strongly across waves, but finds the curvature-moderation role weak and unstable — suggesting that capability-building does not, by itself, push the inverted-U turning point outward. This refinement matters theoretically: the absorptive-capacity logic of Lall (1992) and Cohen and Levinthal (1990) is best read as supporting productivity baseline strengthening rather than as relaxing the structural trade-off at the post-threshold tail. A firm with high TCI can convert export activity more efficiently into productive output — but the upper bound of that efficiency gain is itself bounded by the underlying coordination and financial constraints that the inverted-U captures.</w:t>
-      </w:r>
-    </w:p>
-    <w:p>
-      <w:pPr>
-        <w:pStyle w:val="BodyText"/>
-      </w:pPr>
-      <w:r>
-        <w:rPr>
-          <w:bCs/>
-          <w:b/>
-        </w:rPr>
         <w:t xml:space="preserve">Fourth</w:t>
       </w:r>
       <w:r>
@@ -4676,7 +4463,7 @@
         <w:pStyle w:val="Heading3"/>
       </w:pPr>
       <w:r>
-        <w:t xml:space="preserve">5.5 Boundary conditions</w:t>
+        <w:t>5.6 Boundary conditions</w:t>
       </w:r>
     </w:p>
     <w:p>

--- a/manuscripts/p5_china_final.docx
+++ b/manuscripts/p5_china_final.docx
@@ -32,7 +32,7 @@
           <w:iCs/>
           <w:i/>
         </w:rPr>
-        <w:t xml:space="preserve">2026-05-06 (v1.9 biên tập: blind self-cites for APJM submission — ICBEF 2025, JFAR 2026, VEFR 2026; add Highlights + JEL + Manuscript classification; remove cross-references to unsubmitted companion working papers on Vietnam and Singapore)</w:t>
+        <w:t xml:space="preserve">2026-05-06 (v1.9 biên tập: blind self-cites for APJM submission, ICBEF 2025, JFAR 2026, VEFR 2026; add Highlights + JEL + Manuscript classification; remove cross-references to unsubmitted companion working papers on Vietnam and Singapore)</w:t>
       </w:r>
     </w:p>
     <w:p>
@@ -839,7 +839,7 @@
         <w:pStyle w:val="FirstParagraph"/>
       </w:pPr>
       <w:r>
-        <w:t xml:space="preserve">The relationship between firm internationalization and firm performance remains one of the most enduring questions in international business research. Although a substantial empirical literature, including several meta‑analyses spanning multiple decades and country contexts, now favors a nonlinear inverted U‑shape, with performance rising at low to moderate levels of internationalization and declining once foreign exposure becomes excessive (Hitt, Hoskisson, &amp; Kim, 1997; Contractor, Kundu, &amp; Hsu, 2003; Lu &amp; Beamish, 2004; Marano, Arregle, Hitt, Spadafora, &amp; van Essen, 2016; Schwens et al., 2018; Author Citation, 2025 — ICBEF), a more demanding question is whether the implied turning point is a</w:t>
+        <w:t xml:space="preserve">The relationship between firm internationalization and firm performance remains one of the most enduring questions in international business research. Although a substantial empirical literature, including several meta‑analyses spanning multiple decades and country contexts, now favors a nonlinear inverted U‑shape, with performance rising at low to moderate levels of internationalization and declining once foreign exposure becomes excessive (Hitt, Hoskisson, &amp; Kim, 1997; Contractor, Kundu, &amp; Hsu, 2003; Lu &amp; Beamish, 2004; Marano, Arregle, Hitt, Spadafora, &amp; van Essen, 2016; Schwens et al., 2018; Author Citation, 2025, ICBEF), a more demanding question is whether the implied turning point is a</w:t>
       </w:r>
       <w:r>
         <w:t xml:space="preserve"> </w:t>
@@ -871,7 +871,7 @@
         <w:pStyle w:val="BodyText"/>
       </w:pPr>
       <w:r>
-        <w:t xml:space="preserve">Whereas Author Citation (2026 — JFAR) establish the shape and level-shift role of digital adoption in the I–P relationship for Chinese manufacturing SMEs in a single survey wave, locating the principal inverted-U turning point at approximately 47.8 % of total sales, the present paper addresses a conceptually distinct question: is that threshold a structurally durable feature of Chinese private firms, or a sample-period artefact that shifts as macroeconomic conditions change between 2012 and 2024? This temporal-stability question cannot be answered by a single-wave analysis; it requires explicit cross-wave parameter-equality testing (Paternoster, Brame, Mazerolle, &amp; Piquero, 1998) that the JFAR manufacturing analysis did not conduct. Accordingly, the present paper (a) extends the analysis to the full WBES private-firm frame, broader sector coverage than manufacturing-only, to establish an independently estimated threshold benchmark, (b) adopts a quadratic specification suited to that frame's distributional properties, and (c) conducts formal Paternoster z-tests and a pooled cross-wave F-test to evaluate parameter equality as the paper's primary empirical contribution. The broader context for the present study is also set by Author Citation (2026 — VEFR), whose 17-country emerging-Asia synthesis documents heterogeneity in firm-level performance patterns across institutional regimes; the present paper holds country fixed and asks the within-China temporal-stability question that the cross-country design cannot directly address.</w:t>
+        <w:t xml:space="preserve">Whereas Author Citation (2026, JFAR) establish the shape and level-shift role of digital adoption in the I–P relationship for Chinese manufacturing SMEs in a single survey wave, locating the principal inverted-U turning point at approximately 47.8 % of total sales, the present paper addresses a conceptually distinct question: is that threshold a structurally durable feature of Chinese private firms, or a sample-period artefact that shifts as macroeconomic conditions change between 2012 and 2024? This temporal-stability question cannot be answered by a single-wave analysis; it requires explicit cross-wave parameter-equality testing (Paternoster, Brame, Mazerolle, &amp; Piquero, 1998) that the JFAR manufacturing analysis did not conduct. Accordingly, the present paper (a) extends the analysis to the full WBES private-firm frame, broader sector coverage than manufacturing-only, to establish an independently estimated threshold benchmark, (b) adopts a quadratic specification suited to that frame's distributional properties, and (c) conducts formal Paternoster z-tests and a pooled cross-wave F-test to evaluate parameter equality as the paper's primary empirical contribution. The broader context for the present study is also set by Author Citation (2026, VEFR), whose 17-country emerging-Asia synthesis documents heterogeneity in firm-level performance patterns across institutional regimes; the present paper holds country fixed and asks the within-China temporal-stability question that the cross-country design cannot directly address.</w:t>
       </w:r>
     </w:p>
     <w:p>
@@ -919,7 +919,7 @@
         <w:t xml:space="preserve"> </w:t>
       </w:r>
       <w:r>
-        <w:t xml:space="preserve">the inverted-U: post-2008 trade re-equilibration, the China–US tariff escalation cycle, the COVID-19 disruption, the maturation of digital infrastructure (Author Citation, 2026 — VEFR), and the evolving structure of global value chains in which Chinese firms participate (Kano, Tsang, &amp; Yeung, 2020). The strengthening of domestic absorptive capacity through technology adoption and quality certification (Lall, 1992; Cohen &amp; Levinthal, 1990), together with the evolution of trade-finance institutions, should plausibly flatten the post-threshold downturn or push the turning point rightward (Manova, 2013; Demir &amp; Javorcik, 2018). Following recent recommendations that strong directional priors should be tested against data rather than assumed, particularly in IB research where complexity makes specification choices consequential (Antonakis, Bendahan, Jacquart, &amp; Lalive, 2010; Meyer, van Witteloostuijn, &amp; Beugelsdijk, 2017; Eden &amp; Nielsen, 2020), we frame competing H2a (predicted shift) and H2b (structural durability) hypotheses and let the data choose between them.</w:t>
+        <w:t xml:space="preserve">the inverted-U: post-2008 trade re-equilibration, the China–US tariff escalation cycle, the COVID-19 disruption, the maturation of digital infrastructure (Author Citation, 2026, VEFR), and the evolving structure of global value chains in which Chinese firms participate (Kano, Tsang, &amp; Yeung, 2020). The strengthening of domestic absorptive capacity through technology adoption and quality certification (Lall, 1992; Cohen &amp; Levinthal, 1990), together with the evolution of trade-finance institutions, should plausibly flatten the post-threshold downturn or push the turning point rightward (Manova, 2013; Demir &amp; Javorcik, 2018). Following recent recommendations that strong directional priors should be tested against data rather than assumed, particularly in IB research where complexity makes specification choices consequential (Antonakis, Bendahan, Jacquart, &amp; Lalive, 2010; Meyer, van Witteloostuijn, &amp; Beugelsdijk, 2017; Eden &amp; Nielsen, 2020), we frame competing H2a (predicted shift) and H2b (structural durability) hypotheses and let the data choose between them.</w:t>
       </w:r>
     </w:p>
     <w:p>
@@ -1153,7 +1153,7 @@
         <w:pStyle w:val="BodyText"/>
       </w:pPr>
       <w:r>
-        <w:t xml:space="preserve">The paper makes four contributions. First, we identify and characterise an optimal export‑intensity threshold for Chinese private firms at approximately 48 % of total sales, with a managerially relevant safe operating zone of 30 % to 60 %. This complements the 47.8 % cubic turning point reported by Author Citation (2026 — JFAR) for Chinese manufacturing SMEs by extending the analysis to the full WBES private-firm frame and to a second wave a decade later. Second, and as the paper's central contribution, we provide cross‑wave evidence that this threshold is</w:t>
+        <w:t xml:space="preserve">The paper makes four contributions. First, we identify and characterise an optimal export‑intensity threshold for Chinese private firms at approximately 48 % of total sales, with a managerially relevant safe operating zone of 30 % to 60 %. This complements the 47.8 % cubic turning point reported by Author Citation (2026, JFAR) for Chinese manufacturing SMEs by extending the analysis to the full WBES private-firm frame and to a second wave a decade later. Second, and as the paper's central contribution, we provide cross‑wave evidence that this threshold is</w:t>
       </w:r>
       <w:r>
         <w:t xml:space="preserve"> </w:t>
@@ -1182,7 +1182,7 @@
         <w:t xml:space="preserve"> </w:t>
       </w:r>
       <w:r>
-        <w:t xml:space="preserve">of productivity rather than as a curvature moderator of the threshold, distinguishing capability's strategic role from its conjectured role in moderating the I–P trade-off itself. Fourth, we contribute to the broader meta-analytic puzzle in IB by showing that within-country temporal stability is consistent with cross-country institutional context, rather than within-country evolution, being the dominant source of effect-size heterogeneity reported in prior reviews (Marano et al., 2016; Schwens et al., 2018; Filatotchev, Wei, Sarala, Dick, &amp; Prescott, 2020; Author Citation, 2025 — ICBEF). This finding directly addresses the skepticism of Pisani, Garcia-Bernardo, and Heemskerk (2020, SMJ), who demonstrate that the inverted-U relationship weakens or disappears under more rigorous identification approaches in cross-national pooled samples; our within-country temporal stability result suggests that single-country institutional contexts can preserve functional-form regularity that cross-national samples obscure through aggregation heterogeneity. We also offer a working‑capital‑trap interpretation of the post‑threshold downturn (Manova, 2013) as theoretically grounded but not directly identified in our data, and we mark direct testing with WBES items k4–k14 as a priority for future research.</w:t>
+        <w:t xml:space="preserve">of productivity rather than as a curvature moderator of the threshold, distinguishing capability's strategic role from its conjectured role in moderating the I–P trade-off itself. Fourth, we contribute to the broader meta-analytic puzzle in IB by showing that within-country temporal stability is consistent with cross-country institutional context, rather than within-country evolution, being the dominant source of effect-size heterogeneity reported in prior reviews (Marano et al., 2016; Schwens et al., 2018; Filatotchev, Wei, Sarala, Dick, &amp; Prescott, 2020; Author Citation, 2025, ICBEF). This finding directly addresses the skepticism of Pisani, Garcia-Bernardo, and Heemskerk (2020, SMJ), who demonstrate that the inverted-U relationship weakens or disappears under more rigorous identification approaches in cross-national pooled samples; our within-country temporal stability result suggests that single-country institutional contexts can preserve functional-form regularity that cross-national samples obscure through aggregation heterogeneity. We also offer a working‑capital‑trap interpretation of the post‑threshold downturn (Manova, 2013) as theoretically grounded but not directly identified in our data, and we mark direct testing with WBES items k4–k14 as a priority for future research.</w:t>
       </w:r>
     </w:p>
     <w:p>
@@ -1322,7 +1322,7 @@
         <w:pStyle w:val="BodyText"/>
       </w:pPr>
       <w:r>
-        <w:t xml:space="preserve">The 2012-to-2024 window in China spans substantial structural change: the post‑2008 trade re‑equilibration, the China–US tariff escalation cycle, the COVID‑19 disruption, the maturation of digital infrastructure (Author Citation, 2026 — VEFR), and a marked deepening of Chinese firms' participation in global value chains (Kano, Tsang, &amp; Yeung, 2020). Theoretically, several mechanisms predict that the internationalization–performance relationship should</w:t>
+        <w:t xml:space="preserve">The 2012-to-2024 window in China spans substantial structural change: the post‑2008 trade re‑equilibration, the China–US tariff escalation cycle, the COVID‑19 disruption, the maturation of digital infrastructure (Author Citation, 2026, VEFR), and a marked deepening of Chinese firms' participation in global value chains (Kano, Tsang, &amp; Yeung, 2020). Theoretically, several mechanisms predict that the internationalization–performance relationship should</w:t>
       </w:r>
       <w:r>
         <w:t xml:space="preserve"> </w:t>
@@ -1531,7 +1531,7 @@
         <w:t xml:space="preserve">evolve over time</w:t>
       </w:r>
       <w:r>
-        <w:t xml:space="preserve">: as Chinese firms accumulate digital and technological resources, the buffering effect of capability on the post-threshold downturn could grow stronger between 2012 and 2024, generating an interaction between firm capability and wave (Author Citation, 2026 — VEFR). This dynamic-moderation prediction is directly testable through the three-way DOI ×</w:t>
+        <w:t xml:space="preserve">: as Chinese firms accumulate digital and technological resources, the buffering effect of capability on the post-threshold downturn could grow stronger between 2012 and 2024, generating an interaction between firm capability and wave (Author Citation, 2026, VEFR). This dynamic-moderation prediction is directly testable through the three-way DOI ×</w:t>
       </w:r>
       <w:r>
         <w:t xml:space="preserve"> </w:t>
@@ -1662,7 +1662,7 @@
         <w:t xml:space="preserve"> </w:t>
       </w:r>
       <w:r>
-        <w:t xml:space="preserve">captures only Tier-1 digital presence (own website). Both proxies have been used in the WBES research tradition (Avenyo, Tregenna, &amp; Kraemer-Mbula, 2021; Author Citation, 2026 — VEFR), and both are coarse relative to the rich digital-transformation hierarchy theorised in the Bharadwaj–Verhoef–Hanelt tradition. Our hypotheses therefore test the</w:t>
+        <w:t xml:space="preserve">captures only Tier-1 digital presence (own website). Both proxies have been used in the WBES research tradition (Avenyo, Tregenna, &amp; Kraemer-Mbula, 2021; Author Citation, 2026, VEFR), and both are coarse relative to the rich digital-transformation hierarchy theorised in the Bharadwaj–Verhoef–Hanelt tradition. Our hypotheses therefore test the</w:t>
       </w:r>
       <w:r>
         <w:t xml:space="preserve"> </w:t>
@@ -3033,7 +3033,7 @@
         <w:t xml:space="preserve"> </w:t>
       </w:r>
       <w:r>
-        <w:t xml:space="preserve">The present paper adopts a quadratic (inverted-U) specification rather than the cubic specification reported in the companion manufacturing-SME analysis (Author Citation, 2026 — JFAR). This reflects empirical boundary conditions: the JFAR manufacturing-only sample (ISIC Rev 3.1 codes 15-37, n = 4,290 firm-year observations, mean FSTS ≈ 23.7 %, with approximately 82 % of firms below 50 % export intensity) has sufficient distributional mass in the 47–48 % threshold zone to precisely identify a cubic inflection point. The present full WBES private-firm frame (mean FSTS = 6.9 % / 5.2 % by wave; 15.4 % / 12.6 % of firms reporting any positive FSTS) has substantially less mass at high export intensities, rendering the cubic term statistically imprecise. The quadratic specification captures the empirically relevant range of the bounded-optimum logic without imposing a post-threshold recovery phase that the present data cannot support. Readers cross-referencing the JFAR cubic turning point (47.8 %, 95 % CI [40.9 %, 54.1 %]) with the present paper's quadratic turning point (48.8 % pooled) should note that the two estimates are directionally consistent, both locate the optimal zone in the 47–49 % band, but are estimated from different sample frames, sectoral compositions, and functional forms.</w:t>
+        <w:t xml:space="preserve">The present paper adopts a quadratic (inverted-U) specification rather than the cubic specification reported in the companion manufacturing-SME analysis (Author Citation, 2026, JFAR). This reflects empirical boundary conditions: the JFAR manufacturing-only sample (ISIC Rev 3.1 codes 15-37, n = 4,290 firm-year observations, mean FSTS ≈ 23.7 %, with approximately 82 % of firms below 50 % export intensity) has sufficient distributional mass in the 47–48 % threshold zone to precisely identify a cubic inflection point. The present full WBES private-firm frame (mean FSTS = 6.9 % / 5.2 % by wave; 15.4 % / 12.6 % of firms reporting any positive FSTS) has substantially less mass at high export intensities, rendering the cubic term statistically imprecise. The quadratic specification captures the empirically relevant range of the bounded-optimum logic without imposing a post-threshold recovery phase that the present data cannot support. Readers cross-referencing the JFAR cubic turning point (47.8 %, 95 % CI [40.9 %, 54.1 %]) with the present paper's quadratic turning point (48.8 % pooled) should note that the two estimates are directionally consistent, both locate the optimal zone in the 47–49 % band, but are estimated from different sample frames, sectoral compositions, and functional forms.</w:t>
       </w:r>
     </w:p>
     <w:p>
@@ -3276,7 +3276,7 @@
           <w:bCs/>
           <w:b/>
         </w:rPr>
-        <w:t xml:space="preserve">Block C — Financing Structure:</w:t>
+        <w:t xml:space="preserve">Block C, Financing Structure:</w:t>
       </w:r>
       <w:r>
         <w:t xml:space="preserve"> </w:t>
@@ -3298,7 +3298,7 @@
           <w:bCs/>
           <w:b/>
         </w:rPr>
-        <w:t xml:space="preserve">Block D — Access‑to‑finance obstacle:</w:t>
+        <w:t xml:space="preserve">Block D, Access‑to‑finance obstacle:</w:t>
       </w:r>
       <w:r>
         <w:t xml:space="preserve"> </w:t>
@@ -10261,7 +10261,7 @@
         <w:t xml:space="preserve"> </w:t>
       </w:r>
       <w:r>
-        <w:t xml:space="preserve">(Tier 1 website presence) is positively associated with productivity as a direct level-shift term (β_z = +0.05 to +0.13, p ≤ .03 across waves and pooled), but the DAI×FSTS curvature-moderation tests return null results in all specifications, consistent with digital presence operating as a productivity floor-raiser rather than a threshold-shifter. This is directionally confirmed in the companion manufacturing-SME analysis (Author Citation, 2026 — JFAR), where the DDC×FSTS curvature F-test yields p = 0.89, reinforcing the level-shift interpretation across different sample frames and operational definitions of digital adoption.</w:t>
+        <w:t xml:space="preserve">(Tier 1 website presence) is positively associated with productivity as a direct level-shift term (β_z = +0.05 to +0.13, p ≤ .03 across waves and pooled), but the DAI×FSTS curvature-moderation tests return null results in all specifications, consistent with digital presence operating as a productivity floor-raiser rather than a threshold-shifter. This is directionally confirmed in the companion manufacturing-SME analysis (Author Citation, 2026, JFAR), where the DDC×FSTS curvature F-test yields p = 0.89, reinforcing the level-shift interpretation across different sample frames and operational definitions of digital adoption.</w:t>
       </w:r>
     </w:p>
     <w:p>
@@ -10329,7 +10329,7 @@
         <w:t xml:space="preserve"> </w:t>
       </w:r>
       <w:r>
-        <w:t xml:space="preserve">Companion evidence from the manufacturing-only analysis (Author Citation, 2026 — JFAR) reports that female manager presence does not moderate the I–P curvature (female manager × FSTS β = 0.003, p = 0.892), indicating that the inverted-U threshold is structurally invariant to the gender composition of firm leadership. This null is an informative positive finding: it rules out gender-linked managerial risk preferences and coordination styles as explanations for why the threshold location is where it is.</w:t>
+        <w:t xml:space="preserve">Companion evidence from the manufacturing-only analysis (Author Citation, 2026, JFAR) reports that female manager presence does not moderate the I–P curvature (female manager × FSTS β = 0.003, p = 0.892), indicating that the inverted-U threshold is structurally invariant to the gender composition of firm leadership. This null is an informative positive finding: it rules out gender-linked managerial risk preferences and coordination styles as explanations for why the threshold location is where it is.</w:t>
       </w:r>
     </w:p>
     <w:p>
@@ -10672,7 +10672,7 @@
         <w:t xml:space="preserve">structural durability against an expected temporal shift</w:t>
       </w:r>
       <w:r>
-        <w:t xml:space="preserve">. We predicted in H2a (Section 2.2) that the inverted U‑shaped relationship between export intensity and labour productivity in Chinese private firms should differ between 2012 and 2024, motivated by substantial structural change in the Chinese economy: post‑2008 trade re‑equilibration, the China–US tariff escalation cycle, the COVID‑19 disruption, the maturation of digital infrastructure (Vial, 2019; Hanelt, Bohnsack, Marz, &amp; Antunes Marante, 2021), the strengthening of absorptive capacity, the deepening of Chinese firms' participation in global value chains (Kano, Tsang, &amp; Yeung, 2020), and the evolution of trade-finance institutions (Author Citation, 2026 — VEFR; Manova, 2013; Foley &amp; Manova, 2015; Niepmann &amp; Schmidt-Eisenlohr, 2017; Demir &amp; Javorcik, 2018). Under any of these mechanisms, the turning point or the curvature should have moved.</w:t>
+        <w:t xml:space="preserve">. We predicted in H2a (Section 2.2) that the inverted U‑shaped relationship between export intensity and labour productivity in Chinese private firms should differ between 2012 and 2024, motivated by substantial structural change in the Chinese economy: post‑2008 trade re‑equilibration, the China–US tariff escalation cycle, the COVID‑19 disruption, the maturation of digital infrastructure (Vial, 2019; Hanelt, Bohnsack, Marz, &amp; Antunes Marante, 2021), the strengthening of absorptive capacity, the deepening of Chinese firms' participation in global value chains (Kano, Tsang, &amp; Yeung, 2020), and the evolution of trade-finance institutions (Author Citation, 2026, VEFR; Manova, 2013; Foley &amp; Manova, 2015; Niepmann &amp; Schmidt-Eisenlohr, 2017; Demir &amp; Javorcik, 2018). Under any of these mechanisms, the turning point or the curvature should have moved.</w:t>
       </w:r>
     </w:p>
     <w:p>
@@ -11324,7 +11324,7 @@
         <w:t xml:space="preserve"> </w:t>
       </w:r>
       <w:r>
-        <w:t xml:space="preserve">functions as a level-shifter rather than a slope-modifier is consistent with the manufacturing-SME baseline in the China-specific literature (Author Citation, 2026 — JFAR), where DAI curvature moderation returns a null F-test (p = 0.89). In China's upper-middle-income context, Tier-1 digital presence raises the productivity baseline uniformly but does not modify the structural constraint at the upper tail of export intensity. Whether higher-tier digital adoption (Tier-1+2 composites) plays a stronger contingent role in different institutional contexts is left as a question for future work where the WBES instrument supports such measurement.</w:t>
+        <w:t xml:space="preserve">functions as a level-shifter rather than a slope-modifier is consistent with the manufacturing-SME baseline in the China-specific literature (Author Citation, 2026, JFAR), where DAI curvature moderation returns a null F-test (p = 0.89). In China's upper-middle-income context, Tier-1 digital presence raises the productivity baseline uniformly but does not modify the structural constraint at the upper tail of export intensity. Whether higher-tier digital adoption (Tier-1+2 composites) plays a stronger contingent role in different institutional contexts is left as a question for future work where the WBES instrument supports such measurement.</w:t>
       </w:r>
     </w:p>
     <w:bookmarkEnd w:id="51"/>
@@ -11629,7 +11629,7 @@
         <w:t xml:space="preserve">Sixth</w:t>
       </w:r>
       <w:r>
-        <w:t xml:space="preserve">, generalisability beyond the Chinese private‑firm sample is not tested in this paper; the inferences we report apply to the two China waves studied, and any extension to other emerging‑economy private‑firm settings is an empirical question for separate work (Bausch &amp; Krist, 2007; Kirca, Roth, Hult, &amp; Cavusgil, 2012; Marano et al., 2016; Schwens et al., 2018; Author Citation, 2025 — ICBEF). A natural next step in our broader research stream is the multi-country replication of the threshold-stability test on WBES data for Vietnam, Indonesia, India, and other emerging-Asia settings (Author Citation, 2026 — VEFR), to establish whether the durable-structure interpretation generalises beyond China or remains a country-specific pattern. Such cross-country tests would also speak to the institutional-context literature that has long emphasised east-west translation challenges in IB research (Filatotchev, Wei, Sarala, Dick, &amp; Prescott, 2020; Kano, Tsang, &amp; Yeung, 2020). The WBES data infrastructure is uniquely well-positioned to support such replications because the survey instrument, sample frame, and weighting scheme are harmonised across countries, making the cross-country threshold-stability comparison feasible at relatively low marginal cost.</w:t>
+        <w:t xml:space="preserve">, generalisability beyond the Chinese private‑firm sample is not tested in this paper; the inferences we report apply to the two China waves studied, and any extension to other emerging‑economy private‑firm settings is an empirical question for separate work (Bausch &amp; Krist, 2007; Kirca, Roth, Hult, &amp; Cavusgil, 2012; Marano et al., 2016; Schwens et al., 2018; Author Citation, 2025, ICBEF). A natural next step in our broader research stream is the multi-country replication of the threshold-stability test on WBES data for Vietnam, Indonesia, India, and other emerging-Asia settings (Author Citation, 2026, VEFR), to establish whether the durable-structure interpretation generalises beyond China or remains a country-specific pattern. Such cross-country tests would also speak to the institutional-context literature that has long emphasised east-west translation challenges in IB research (Filatotchev, Wei, Sarala, Dick, &amp; Prescott, 2020; Kano, Tsang, &amp; Yeung, 2020). The WBES data infrastructure is uniquely well-positioned to support such replications because the survey instrument, sample frame, and weighting scheme are harmonised across countries, making the cross-country threshold-stability comparison feasible at relatively low marginal cost.</w:t>
       </w:r>
     </w:p>
     <w:p>
@@ -12029,7 +12029,7 @@
         <w:pStyle w:val="BodyText"/>
       </w:pPr>
       <w:r>
-        <w:t xml:space="preserve">Author Citation (2025 — ICBEF). Internationalization and firm performance: A meta-analysis review. In</w:t>
+        <w:t xml:space="preserve">Author Citation (2025, ICBEF). Internationalization and firm performance: A meta-analysis review. In</w:t>
       </w:r>
       <w:r>
         <w:t xml:space="preserve"> </w:t>
@@ -12053,7 +12053,7 @@
         <w:pStyle w:val="BodyText"/>
       </w:pPr>
       <w:r>
-        <w:t xml:space="preserve">Author Citation (2026 — VEFR). Firm performance heterogeneity in emerging Asia: Evidence from World Bank Enterprise Surveys.</w:t>
+        <w:t xml:space="preserve">Author Citation (2026, VEFR). Firm performance heterogeneity in emerging Asia: Evidence from World Bank Enterprise Surveys.</w:t>
       </w:r>
       <w:r>
         <w:t xml:space="preserve"> </w:t>
@@ -12074,7 +12074,7 @@
         <w:pStyle w:val="BodyText"/>
       </w:pPr>
       <w:r>
-        <w:t xml:space="preserve">Author Citation (2026 — JFAR). Unveiling the impact of Chinese manufacturing SMEs' internationalization on performance.</w:t>
+        <w:t xml:space="preserve">Author Citation (2026, JFAR). Unveiling the impact of Chinese manufacturing SMEs' internationalization on performance.</w:t>
       </w:r>
       <w:r>
         <w:t xml:space="preserve"> </w:t>

--- a/manuscripts/p5_china_final.docx
+++ b/manuscripts/p5_china_final.docx
@@ -351,7 +351,7 @@
         <w:t xml:space="preserve"> </w:t>
       </w:r>
       <w:r>
-        <w:t xml:space="preserve">Estimated turning points remain in a remarkably tight range, 49.4 % of total sales in 2012, 47.2 % in 2024, and 48.8 % in the pooled sample, with overlapping 95 % delta‑method confidence intervals. Technological capability is robustly associated with higher productivity in both waves (β_z = +0.28 in 2012 and +0.43 in 2024; both p &lt; .001), and a single‑item digital‑presence proxy (own website) is positively associated with productivity in 2024 and the pooled sample (β_z = +0.07, p = .04 in 2024; β_z = +0.06, p = .006 pooled), but neither construct robustly moderates the curvature of the inverted-U: the joint F‑test on capability×curvature interactions (F = 3.26, p = .039) is marginal, individual coefficients are not significant, and the three‑way capability×wave×curvature dynamic moderation test returns F = 0.27, p = .760.</w:t>
+        <w:t xml:space="preserve">Estimated turning points remain in a remarkably tight range, 49.4 % of total sales in 2012, 47.2 % in 2024, and 48.8 % in the pooled sample, with overlapping 95 % delta‑method confidence intervals. Technological capability is robustly associated with higher productivity in both waves (β_z = +0.26 in 2012 and +0.43 in 2024; both p &lt; .001), and a single‑item digital‑presence proxy (own website) is positively associated with productivity in 2024 and the pooled sample (β_z = +0.07, p = .04 in 2024; β_z = +0.06, p = .006 pooled), but neither construct robustly moderates the curvature of the inverted-U: the joint F‑test on capability×curvature interactions (F = 3.26, p = .039) is marginal, individual coefficients are not significant, and the three‑way capability×wave×curvature dynamic moderation test returns F = 0.27, p = .760.</w:t>
       </w:r>
     </w:p>
     <w:p>

--- a/manuscripts/p5_china_final.docx
+++ b/manuscripts/p5_china_final.docx
@@ -2,7 +2,7 @@
 <file path=word/document.xml><?xml version="1.0" encoding="utf-8"?>
 <w:document xmlns:w="http://schemas.openxmlformats.org/wordprocessingml/2006/main" xmlns:m="http://schemas.openxmlformats.org/officeDocument/2006/math" xmlns:r="http://schemas.openxmlformats.org/officeDocument/2006/relationships" xmlns:o="urn:schemas-microsoft-com:office:office" xmlns:v="urn:schemas-microsoft-com:vml" xmlns:w10="urn:schemas-microsoft-com:office:word" xmlns:a="http://schemas.openxmlformats.org/drawingml/2006/main" xmlns:pic="http://schemas.openxmlformats.org/drawingml/2006/picture" xmlns:wp="http://schemas.openxmlformats.org/drawingml/2006/wordprocessingDrawing">
   <w:body>
-    <w:bookmarkStart w:id="98" w:name="Xeed239f9d2e1ce3a88fd46b256b65d8ab89b86a"/>
+    <w:bookmarkStart w:id="111" w:name="Xeed239f9d2e1ce3a88fd46b256b65d8ab89b86a"/>
     <w:p>
       <w:pPr>
         <w:pStyle w:val="Heading1"/>
@@ -1194,7 +1194,7 @@
       </w:r>
     </w:p>
     <w:bookmarkEnd w:id="22"/>
-    <w:bookmarkStart w:id="28" w:name="X8bf20a63f0decf7b16e99d564b9958ec4fbbb23"/>
+    <w:bookmarkStart w:id="31" w:name="X8bf20a63f0decf7b16e99d564b9958ec4fbbb23"/>
     <w:p>
       <w:pPr>
         <w:pStyle w:val="Heading2"/>
@@ -1225,7 +1225,7 @@
         <w:pStyle w:val="BodyText"/>
       </w:pPr>
       <w:r>
-        <w:t xml:space="preserve">However, the advantages of internationalization are not unlimited. As firms become more deeply internationalized, they face greater coordination demands, increased exposure to foreign‑market volatility, more complex logistics and payment arrangements, and higher managerial burdens associated with serving external markets on a sustained basis (Hennart, 2007; Contractor, 2007). These costs are especially consequential for smaller private firms because they typically operate with narrower financial slack, more limited organizational depth, and less capacity to absorb shocks than larger multinational firms (Buckley et al., 2007). Evidence from Chinese exporters confirms this pattern: Xiao et al. (2013) show that internationalization payoffs depend on governance structure, while Feng et al. (2019) document an inverted U-shaped relationship in Yangtze River Delta manufacturing firms. The cross-country meta-analytic evidence further indicates that the inverted-U is a robust pattern but with substantial dispersion in the location of the turning point across studies (Marano et al., 2016; Schwens et al., 2018), motivating the more demanding question of</w:t>
+        <w:t xml:space="preserve">However, the advantages of internationalization are not unlimited. As firms become more deeply internationalized, they face greater coordination demands, increased exposure to foreign‑market volatility, more complex logistics and payment arrangements, and higher managerial burdens associated with serving external markets on a sustained basis (Hennart, 2007; Contractor, 2007). These costs are especially consequential for smaller private firms because they typically operate with narrower financial slack, more limited organizational depth, and less capacity to absorb shocks than larger multinational firms (Buckley et al., 2007). Evidence from Chinese exporters confirms this pattern: Xiao et al. (2013) show that internationalization payoffs depend on governance structure, while Feng et al. (2019) document an inverted U-shaped relationship in Yangtze River Delta manufacturing firms, and Chen and Tan (2012) show that the relationship varies systematically across Chinese regions. The cross-country meta-analytic evidence further indicates that the inverted-U is a robust pattern but with substantial dispersion in the location of the turning point across studies (Marano et al., 2016; Schwens et al., 2018), motivating the more demanding question of</w:t>
       </w:r>
       <w:r>
         <w:t xml:space="preserve"> </w:t>
@@ -1808,7 +1808,7 @@
       </w:r>
     </w:p>
     <w:bookmarkEnd w:id="26"/>
-    <w:bookmarkStart w:id="27" w:name="Xd220370935321604b8cdfc5a5895802593c0b72"/>
+    <w:bookmarkStart w:id="30" w:name="Xd220370935321604b8cdfc5a5895802593c0b72"/>
     <w:p>
       <w:pPr>
         <w:pStyle w:val="Heading3"/>
@@ -1910,7 +1910,46 @@
         <w:pStyle w:val="BodyText"/>
       </w:pPr>
       <w:r>
-        <w:t xml:space="preserve">Figure 1: Conceptual model: bounded I–P and temporal shift, Chinese private firms</w:t>
+        <w:drawing>
+          <wp:inline>
+            <wp:extent cx="5753100" cy="3970799"/>
+            <wp:effectExtent b="0" l="0" r="0" t="0"/>
+            <wp:docPr descr="Figure 1: Conceptual model: bounded I–P and temporal shift, Chinese private firms" title="" id="28" name="Picture"/>
+            <a:graphic>
+              <a:graphicData uri="http://schemas.openxmlformats.org/drawingml/2006/picture">
+                <pic:pic>
+                  <pic:nvPicPr>
+                    <pic:cNvPr descr="figures/p5_china/figure_1_conceptual_model.png" id="29" name="Picture"/>
+                    <pic:cNvPicPr>
+                      <a:picLocks noChangeArrowheads="1" noChangeAspect="1"/>
+                    </pic:cNvPicPr>
+                  </pic:nvPicPr>
+                  <pic:blipFill>
+                    <a:blip r:embed="rId27"/>
+                    <a:stretch>
+                      <a:fillRect/>
+                    </a:stretch>
+                  </pic:blipFill>
+                  <pic:spPr bwMode="auto">
+                    <a:xfrm>
+                      <a:off x="0" y="0"/>
+                      <a:ext cx="5753100" cy="3970799"/>
+                    </a:xfrm>
+                    <a:prstGeom prst="rect">
+                      <a:avLst/>
+                    </a:prstGeom>
+                    <a:noFill/>
+                    <a:ln w="9525">
+                      <a:noFill/>
+                      <a:headEnd/>
+                      <a:tailEnd/>
+                    </a:ln>
+                  </pic:spPr>
+                </pic:pic>
+              </a:graphicData>
+            </a:graphic>
+          </wp:inline>
+        </w:drawing>
       </w:r>
     </w:p>
     <w:p>
@@ -2037,9 +2076,9 @@
         <w:t xml:space="preserve">baseline-control level association (not a formal hypothesis)). The dashed working-capital block and dashed dynamic-moderation arrows reflect exploratory mechanism analyses evaluated in Section 4.5.</w:t>
       </w:r>
     </w:p>
-    <w:bookmarkEnd w:id="27"/>
-    <w:bookmarkEnd w:id="28"/>
-    <w:bookmarkStart w:id="37" w:name="X5eb800a903106e48a684e9ea9de39ed619b9df8"/>
+    <w:bookmarkEnd w:id="30"/>
+    <w:bookmarkEnd w:id="31"/>
+    <w:bookmarkStart w:id="40" w:name="X5eb800a903106e48a684e9ea9de39ed619b9df8"/>
     <w:p>
       <w:pPr>
         <w:pStyle w:val="Heading2"/>
@@ -2048,7 +2087,7 @@
         <w:t xml:space="preserve">3. Data and Methods</w:t>
       </w:r>
     </w:p>
-    <w:bookmarkStart w:id="31" w:name="X7539fb3dc2f98232f41138bc75cab658563f4ee"/>
+    <w:bookmarkStart w:id="34" w:name="X7539fb3dc2f98232f41138bc75cab658563f4ee"/>
     <w:p>
       <w:pPr>
         <w:pStyle w:val="Heading3"/>
@@ -2509,7 +2548,7 @@
       <w:r>
         <w:t xml:space="preserve"> </w:t>
       </w:r>
-      <w:hyperlink r:id="rId29">
+      <w:hyperlink r:id="rId32">
         <w:r>
           <w:rPr>
             <w:rStyle w:val="Hyperlink"/>
@@ -2526,7 +2565,7 @@
       <w:r>
         <w:t xml:space="preserve"> </w:t>
       </w:r>
-      <w:hyperlink r:id="rId30">
+      <w:hyperlink r:id="rId33">
         <w:r>
           <w:rPr>
             <w:rStyle w:val="Hyperlink"/>
@@ -2538,8 +2577,8 @@
         <w:t xml:space="preserve">.</w:t>
       </w:r>
     </w:p>
-    <w:bookmarkEnd w:id="31"/>
-    <w:bookmarkStart w:id="32" w:name="Xbcf9f12e79107fa2c089aaf13fc6c4fb773f1c2"/>
+    <w:bookmarkEnd w:id="34"/>
+    <w:bookmarkStart w:id="35" w:name="Xbcf9f12e79107fa2c089aaf13fc6c4fb773f1c2"/>
     <w:p>
       <w:pPr>
         <w:pStyle w:val="Heading3"/>
@@ -3333,8 +3372,8 @@
         <w:t xml:space="preserve">WBES uses -9 for "don't know" and -7 for refusal in many items; the 2024 release additionally separates -8 for refusal from -9 for don't know. These codes are treated as missing in the present analysis, restoring methodological alignment with the WBES codebook guidance.</w:t>
       </w:r>
     </w:p>
-    <w:bookmarkEnd w:id="32"/>
-    <w:bookmarkStart w:id="33" w:name="Xaf7eb2307f7939a5e28c8df2b6899314ed6f398"/>
+    <w:bookmarkEnd w:id="35"/>
+    <w:bookmarkStart w:id="36" w:name="Xaf7eb2307f7939a5e28c8df2b6899314ed6f398"/>
     <w:p>
       <w:pPr>
         <w:pStyle w:val="Heading3"/>
@@ -3458,8 +3497,8 @@
         <w:t xml:space="preserve">Throughout, we describe results as associations rather than effects, consistent with the inferential limits of repeated‑cross‑section data: in the absence of within‑firm panel structure we cannot identify causal effects within firms, only the cross‑sectional contemporaneous association between predictors and outcomes (Antonakis et al., 2010; Shaver, 2020).</w:t>
       </w:r>
     </w:p>
-    <w:bookmarkEnd w:id="33"/>
-    <w:bookmarkStart w:id="34" w:name="Xcd6fce5d4ac9a17d880abc8edf6e886969299a9"/>
+    <w:bookmarkEnd w:id="36"/>
+    <w:bookmarkStart w:id="37" w:name="Xcd6fce5d4ac9a17d880abc8edf6e886969299a9"/>
     <w:p>
       <w:pPr>
         <w:pStyle w:val="Heading3"/>
@@ -3484,8 +3523,8 @@
         <w:t xml:space="preserve">The supplementary analyses are interpreted hierarchically. Evidence from the threshold models remains primary; evidence from the working‑capital interactions is used to evaluate the paper's proposed economic interpretation; evidence from technological‑capability and digital‑adoption terms is used mainly to assess level shifts and to test the curvature-moderation components of H4a and H4b.</w:t>
       </w:r>
     </w:p>
-    <w:bookmarkEnd w:id="34"/>
-    <w:bookmarkStart w:id="35" w:name="X6a0fa64ff3f0539a5493a54e4d23f1150e320bd"/>
+    <w:bookmarkEnd w:id="37"/>
+    <w:bookmarkStart w:id="38" w:name="X6a0fa64ff3f0539a5493a54e4d23f1150e320bd"/>
     <w:p>
       <w:pPr>
         <w:pStyle w:val="Heading3"/>
@@ -5796,8 +5835,8 @@
         <w:t xml:space="preserve">Lind &amp; Mehlum (2010) U-tests are applied to each wave separately to validate the inverted-U formally; delta-method 95 % confidence intervals for the wave-specific turning points are reported alongside.</w:t>
       </w:r>
     </w:p>
-    <w:bookmarkEnd w:id="35"/>
-    <w:bookmarkStart w:id="36" w:name="Xc94ef9e4fdab6da8744e0d55688a140bf93687c"/>
+    <w:bookmarkEnd w:id="38"/>
+    <w:bookmarkStart w:id="39" w:name="Xc94ef9e4fdab6da8744e0d55688a140bf93687c"/>
     <w:p>
       <w:pPr>
         <w:pStyle w:val="Heading3"/>
@@ -5982,9 +6021,9 @@
         <w:t xml:space="preserve">, support reading the OLS estimates as well-identified associations within the survey-design assumptions, with the qualifier on 2012 selection just noted. They do not, of course, address within-firm causal identification, which the repeated-cross-section design cannot deliver.</w:t>
       </w:r>
     </w:p>
-    <w:bookmarkEnd w:id="36"/>
-    <w:bookmarkEnd w:id="37"/>
-    <w:bookmarkStart w:id="46" w:name="X121719332867ee227f0a04b486098cee978c6e6"/>
+    <w:bookmarkEnd w:id="39"/>
+    <w:bookmarkEnd w:id="40"/>
+    <w:bookmarkStart w:id="58" w:name="X121719332867ee227f0a04b486098cee978c6e6"/>
     <w:p>
       <w:pPr>
         <w:pStyle w:val="Heading2"/>
@@ -5993,7 +6032,7 @@
         <w:t xml:space="preserve">4. Results</w:t>
       </w:r>
     </w:p>
-    <w:bookmarkStart w:id="38" w:name="Xcfcbc1028680fbd618b9b585dd17cf608861803"/>
+    <w:bookmarkStart w:id="41" w:name="Xcfcbc1028680fbd618b9b585dd17cf608861803"/>
     <w:p>
       <w:pPr>
         <w:pStyle w:val="Heading3"/>
@@ -6729,8 +6768,8 @@
         <w:t xml:space="preserve">shift to within-sector productivity growth and approximately 30 % to composition change (a larger service-sector share in the 2024 WBES China sample). The manufacturing-only subsample (Section 4.6) corroborates this: mean labour productivity in manufacturing rises from approximately 261 thousand RMB/employee in 2012 to approximately 440 thousand RMB/employee in 2024 (+68.3 %), providing a cleaner benchmark for within-sector efficiency growth that is not confounded by the manufacturing-services composition shift. Sector-level threshold re-estimation yields turning-point estimates within the 44–52 % band across ISIC broad sectors, consistent with the main-analysis pooled estimate of 48.8 %.</w:t>
       </w:r>
     </w:p>
-    <w:bookmarkEnd w:id="38"/>
-    <w:bookmarkStart w:id="39" w:name="X8a8e8e0c94e51ea3381992fd425a5c82d6d2efb"/>
+    <w:bookmarkEnd w:id="41"/>
+    <w:bookmarkStart w:id="45" w:name="X8a8e8e0c94e51ea3381992fd425a5c82d6d2efb"/>
     <w:p>
       <w:pPr>
         <w:pStyle w:val="Heading3"/>
@@ -7509,7 +7548,46 @@
         <w:pStyle w:val="BodyText"/>
       </w:pPr>
       <w:r>
-        <w:t xml:space="preserve">Figure 2: Turning-point estimates with 95% confidence intervals by wave (China 2012, 2024, pooled)</w:t>
+        <w:drawing>
+          <wp:inline>
+            <wp:extent cx="5753100" cy="3010157"/>
+            <wp:effectExtent b="0" l="0" r="0" t="0"/>
+            <wp:docPr descr="Figure 2: Turning-point estimates with 95% confidence intervals by wave (China 2012, 2024, pooled)" title="" id="43" name="Picture"/>
+            <a:graphic>
+              <a:graphicData uri="http://schemas.openxmlformats.org/drawingml/2006/picture">
+                <pic:pic>
+                  <pic:nvPicPr>
+                    <pic:cNvPr descr="figures/p5_china/figure_2_turning_points.png" id="44" name="Picture"/>
+                    <pic:cNvPicPr>
+                      <a:picLocks noChangeArrowheads="1" noChangeAspect="1"/>
+                    </pic:cNvPicPr>
+                  </pic:nvPicPr>
+                  <pic:blipFill>
+                    <a:blip r:embed="rId42"/>
+                    <a:stretch>
+                      <a:fillRect/>
+                    </a:stretch>
+                  </pic:blipFill>
+                  <pic:spPr bwMode="auto">
+                    <a:xfrm>
+                      <a:off x="0" y="0"/>
+                      <a:ext cx="5753100" cy="3010157"/>
+                    </a:xfrm>
+                    <a:prstGeom prst="rect">
+                      <a:avLst/>
+                    </a:prstGeom>
+                    <a:noFill/>
+                    <a:ln w="9525">
+                      <a:noFill/>
+                      <a:headEnd/>
+                      <a:tailEnd/>
+                    </a:ln>
+                  </pic:spPr>
+                </pic:pic>
+              </a:graphicData>
+            </a:graphic>
+          </wp:inline>
+        </w:drawing>
       </w:r>
     </w:p>
     <w:p>
@@ -7678,8 +7756,8 @@
         <w:t xml:space="preserve">); vertical bars are 95 % delta-method confidence intervals.</w:t>
       </w:r>
     </w:p>
-    <w:bookmarkEnd w:id="39"/>
-    <w:bookmarkStart w:id="40" w:name="Xd07cbac3c1fffc0b493695a521c21dfcac1704f"/>
+    <w:bookmarkEnd w:id="45"/>
+    <w:bookmarkStart w:id="49" w:name="Xd07cbac3c1fffc0b493695a521c21dfcac1704f"/>
     <w:p>
       <w:pPr>
         <w:pStyle w:val="Heading3"/>
@@ -7984,7 +8062,46 @@
         <w:pStyle w:val="BodyText"/>
       </w:pPr>
       <w:r>
-        <w:t xml:space="preserve">Figure 3: Predicted ln(labour productivity) curves by wave (China, OLS-HC1)</w:t>
+        <w:drawing>
+          <wp:inline>
+            <wp:extent cx="5753100" cy="3330862"/>
+            <wp:effectExtent b="0" l="0" r="0" t="0"/>
+            <wp:docPr descr="Figure 3: Predicted ln(labour productivity) curves by wave (China, OLS-HC1)" title="" id="47" name="Picture"/>
+            <a:graphic>
+              <a:graphicData uri="http://schemas.openxmlformats.org/drawingml/2006/picture">
+                <pic:pic>
+                  <pic:nvPicPr>
+                    <pic:cNvPr descr="figures/p5_china/figure_3_predicted_curves.png" id="48" name="Picture"/>
+                    <pic:cNvPicPr>
+                      <a:picLocks noChangeArrowheads="1" noChangeAspect="1"/>
+                    </pic:cNvPicPr>
+                  </pic:nvPicPr>
+                  <pic:blipFill>
+                    <a:blip r:embed="rId46"/>
+                    <a:stretch>
+                      <a:fillRect/>
+                    </a:stretch>
+                  </pic:blipFill>
+                  <pic:spPr bwMode="auto">
+                    <a:xfrm>
+                      <a:off x="0" y="0"/>
+                      <a:ext cx="5753100" cy="3330862"/>
+                    </a:xfrm>
+                    <a:prstGeom prst="rect">
+                      <a:avLst/>
+                    </a:prstGeom>
+                    <a:noFill/>
+                    <a:ln w="9525">
+                      <a:noFill/>
+                      <a:headEnd/>
+                      <a:tailEnd/>
+                    </a:ln>
+                  </pic:spPr>
+                </pic:pic>
+              </a:graphicData>
+            </a:graphic>
+          </wp:inline>
+        </w:drawing>
       </w:r>
     </w:p>
     <w:p>
@@ -8044,8 +8161,8 @@
         <w:t xml:space="preserve">remains close to its peak in both waves. The two curves are nearly parallel in shape but level‑shifted upward in 2024, consistent with general productivity growth between waves while the inverted‑U structure is preserved, i.e., predicted shift is rejected; observed pattern is stability.</w:t>
       </w:r>
     </w:p>
-    <w:bookmarkEnd w:id="40"/>
-    <w:bookmarkStart w:id="41" w:name="X540966a6630cbcf27b8f42825dab8385bb9df9c"/>
+    <w:bookmarkEnd w:id="49"/>
+    <w:bookmarkStart w:id="53" w:name="X540966a6630cbcf27b8f42825dab8385bb9df9c"/>
     <w:p>
       <w:pPr>
         <w:pStyle w:val="Heading3"/>
@@ -9749,7 +9866,46 @@
         <w:pStyle w:val="BodyText"/>
       </w:pPr>
       <w:r>
-        <w:t xml:space="preserve">Figure 4: TCI and DAI direct-effect coefficients by wave (China, standardised OLS)</w:t>
+        <w:drawing>
+          <wp:inline>
+            <wp:extent cx="5753100" cy="2591800"/>
+            <wp:effectExtent b="0" l="0" r="0" t="0"/>
+            <wp:docPr descr="Figure 4: TCI and DAI direct-effect coefficients by wave (China, standardised OLS)" title="" id="51" name="Picture"/>
+            <a:graphic>
+              <a:graphicData uri="http://schemas.openxmlformats.org/drawingml/2006/picture">
+                <pic:pic>
+                  <pic:nvPicPr>
+                    <pic:cNvPr descr="figures/p5_china/figure_4_level_shifts.png" id="52" name="Picture"/>
+                    <pic:cNvPicPr>
+                      <a:picLocks noChangeArrowheads="1" noChangeAspect="1"/>
+                    </pic:cNvPicPr>
+                  </pic:nvPicPr>
+                  <pic:blipFill>
+                    <a:blip r:embed="rId50"/>
+                    <a:stretch>
+                      <a:fillRect/>
+                    </a:stretch>
+                  </pic:blipFill>
+                  <pic:spPr bwMode="auto">
+                    <a:xfrm>
+                      <a:off x="0" y="0"/>
+                      <a:ext cx="5753100" cy="2591800"/>
+                    </a:xfrm>
+                    <a:prstGeom prst="rect">
+                      <a:avLst/>
+                    </a:prstGeom>
+                    <a:noFill/>
+                    <a:ln w="9525">
+                      <a:noFill/>
+                      <a:headEnd/>
+                      <a:tailEnd/>
+                    </a:ln>
+                  </pic:spPr>
+                </pic:pic>
+              </a:graphicData>
+            </a:graphic>
+          </wp:inline>
+        </w:drawing>
       </w:r>
     </w:p>
     <w:p>
@@ -9925,8 +10081,8 @@
         <w:t xml:space="preserve">, firm age, foreign‑ownership dummy, and (in the pooled sample) a wave dummy as covariates. Error bars are 95 % confidence intervals.</w:t>
       </w:r>
     </w:p>
-    <w:bookmarkEnd w:id="41"/>
-    <w:bookmarkStart w:id="42" w:name="X8b14be79cac738c3b83481aca9600c47e37135b"/>
+    <w:bookmarkEnd w:id="53"/>
+    <w:bookmarkStart w:id="54" w:name="X8b14be79cac738c3b83481aca9600c47e37135b"/>
     <w:p>
       <w:pPr>
         <w:pStyle w:val="Heading3"/>
@@ -10111,8 +10267,8 @@
         <w:t xml:space="preserve">. H2b (structural durability) is confirmed over H2a; working-capital and capability curvature interactions return null or unstable evidence; only the inverted-U shape itself (H1) and the direct level-shift role of technological capability emerge as robust patterns.</w:t>
       </w:r>
     </w:p>
-    <w:bookmarkEnd w:id="42"/>
-    <w:bookmarkStart w:id="43" w:name="Xbabe9b8c431e4eeaabcf9682a259a2b513536c9"/>
+    <w:bookmarkEnd w:id="54"/>
+    <w:bookmarkStart w:id="55" w:name="Xbabe9b8c431e4eeaabcf9682a259a2b513536c9"/>
     <w:p>
       <w:pPr>
         <w:pStyle w:val="Heading3"/>
@@ -10371,8 +10527,8 @@
         <w:t xml:space="preserve">. The most theoretically coherent mechanism remains the working-capital trap in which the cash-conversion gap widens as export intensity exceeds the firm's operational absorption capacity (Manova, 2013; Niepmann &amp; Schmidt-Eisenlohr, 2017). Direct identification of this channel awaits richer financial microdata (cash-conversion cycle, days-receivable-outstanding, trade-finance pricing) not currently available in the WBES China instrument.</w:t>
       </w:r>
     </w:p>
-    <w:bookmarkEnd w:id="43"/>
-    <w:bookmarkStart w:id="44" w:name="X5a1c5ae4d2735fbc52c94b085276b9c5fb880c5"/>
+    <w:bookmarkEnd w:id="55"/>
+    <w:bookmarkStart w:id="56" w:name="X5a1c5ae4d2735fbc52c94b085276b9c5fb880c5"/>
     <w:p>
       <w:pPr>
         <w:pStyle w:val="Heading3"/>
@@ -10468,8 +10624,8 @@
         <w:t xml:space="preserve">). We report this robustness check primarily for transparency: the manuscript's main analysis follows the full WBES private-firm frame because (a) restricting to manufacturing alone reduces statistical power without strengthening the causal interpretation, (b) the WBES sampling weights and identification strategy operate on the full private-firm frame to which inferences project, and (c) the qualitative picture, bounded inverted-U, durably stable across waves, capability as level-shifter, survives the restriction. Results from the manufacturing-only specification appear in Online Appendix D.</w:t>
       </w:r>
     </w:p>
-    <w:bookmarkEnd w:id="44"/>
-    <w:bookmarkStart w:id="45" w:name="X974a5cc91fd96afa9e426f2e2d21182e5526c04"/>
+    <w:bookmarkEnd w:id="56"/>
+    <w:bookmarkStart w:id="57" w:name="X974a5cc91fd96afa9e426f2e2d21182e5526c04"/>
     <w:p>
       <w:pPr>
         <w:pStyle w:val="Heading3"/>
@@ -10634,9 +10790,9 @@
         <w:t xml:space="preserve">) as a separate specification in this version; this is computationally feasible from the WBES weight variables but requires careful treatment of the panel-firm cluster structure that is beyond the scope of the present revision. We identify weighted estimation as a priority for the next revision; we do not anticipate that it would change the qualitative threshold-stability conclusion, but it could refine point estimates of the turning point by 1–2 percentage points.</w:t>
       </w:r>
     </w:p>
-    <w:bookmarkEnd w:id="45"/>
-    <w:bookmarkEnd w:id="46"/>
-    <w:bookmarkStart w:id="53" w:name="X735612638e4e736e4693e459c258977262c0dfc"/>
+    <w:bookmarkEnd w:id="57"/>
+    <w:bookmarkEnd w:id="58"/>
+    <w:bookmarkStart w:id="65" w:name="X735612638e4e736e4693e459c258977262c0dfc"/>
     <w:p>
       <w:pPr>
         <w:pStyle w:val="Heading2"/>
@@ -10645,7 +10801,7 @@
         <w:t xml:space="preserve">5. Discussion</w:t>
       </w:r>
     </w:p>
-    <w:bookmarkStart w:id="47" w:name="Xe71bdbd2c94d19191adde823b4ca6af89e4fb11"/>
+    <w:bookmarkStart w:id="59" w:name="Xe71bdbd2c94d19191adde823b4ca6af89e4fb11"/>
     <w:p>
       <w:pPr>
         <w:pStyle w:val="Heading3"/>
@@ -10801,8 +10957,8 @@
         <w:t xml:space="preserve">This is a stronger empirical claim than the standard inverted-U literature delivers, and it directly addresses the heterogeneity question raised in the broader internationalization-performance meta-analytic literature (Author Citation, 2025, ICBEF; Bausch &amp; Krist, 2007; Kirca et al., 2012; Marano et al., 2016; Schwens et al., 2018), namely, that the very large between-study heterogeneity (I² ≈ 88 %) reported in those reviews may reflect cross-country institutional variation rather than within-country temporal change. By holding country fixed and testing the temporal dimension, the present design isolates the latter and finds it small, consistent with an interpretation in which institutional context (Filatotchev, Wei, Sarala, Dick, &amp; Prescott, 2020) drives more of the observed effect-size dispersion than within-country evolution does.</w:t>
       </w:r>
     </w:p>
-    <w:bookmarkEnd w:id="47"/>
-    <w:bookmarkStart w:id="48" w:name="Xc924c81f2526f2b2582982aded7de036b54cf21"/>
+    <w:bookmarkEnd w:id="59"/>
+    <w:bookmarkStart w:id="60" w:name="Xc924c81f2526f2b2582982aded7de036b54cf21"/>
     <w:p>
       <w:pPr>
         <w:pStyle w:val="Heading3"/>
@@ -10863,8 +11019,8 @@
         <w:t xml:space="preserve">to examine whether the steepness of the post-threshold tail is conditioned by firm liquidity. However, due to changes in questionnaire design between the two survey waves, the collected indicators did not achieve the consistency needed for conclusive inference: Block A interactions change sign across waves, Block C reaches significance in 2012 but not 2024, and the Block D anomaly in 2024 reads as a small-cell artefact. The 2012-only Block B (purchases and sales on credit, k1c / k2c) also returns null interactions. Taken together, these supplementary analyses are consistent with the working-capital trap interpretation (Manova, 2013) as a theoretically coherent mechanism for the post-threshold downturn, but the current WBES proxies are insufficiently precise to identify the channel directly. Future work with firm-level financial-statement data, cash-conversion cycle, days-receivable-outstanding, trade-finance pricing, is needed to test the mechanism conclusively.</w:t>
       </w:r>
     </w:p>
-    <w:bookmarkEnd w:id="48"/>
-    <w:bookmarkStart w:id="49" w:name="X8d1bb751c2bcc83d23540409c637089c7a88eba"/>
+    <w:bookmarkEnd w:id="60"/>
+    <w:bookmarkStart w:id="61" w:name="X8d1bb751c2bcc83d23540409c637089c7a88eba"/>
     <w:p>
       <w:pPr>
         <w:pStyle w:val="Heading3"/>
@@ -11035,8 +11191,8 @@
         <w:t xml:space="preserve">is itself a managerial asset. Firms making long-horizon investment decisions (entering new export markets, scaling international operations, building cross-border supply chains) can plan against a stable threshold rather than continuously revising their internationalization strategy in response to wave-specific conditions. This stability has organisational-design implications: firms can build international-operations capabilities with confidence that the underlying threshold structure will not shift unpredictably during the investment payback period.</w:t>
       </w:r>
     </w:p>
-    <w:bookmarkEnd w:id="49"/>
-    <w:bookmarkStart w:id="50" w:name="Xde0760727f81c883ab39a46a6e7671f2b036ef9"/>
+    <w:bookmarkEnd w:id="61"/>
+    <w:bookmarkStart w:id="62" w:name="Xde0760727f81c883ab39a46a6e7671f2b036ef9"/>
     <w:p>
       <w:pPr>
         <w:pStyle w:val="Heading3"/>
@@ -11093,8 +11249,8 @@
         <w:t xml:space="preserve">Third, the durability of the inverted-U through a decade of substantial environmental change implies that the bounded-internationalization framing is robust policy guidance for a range of macroeconomic and institutional conditions, not a wave-specific recommendation. Industrial policy designed around the 30–60 % safe operating zone provides a stable target structure that does not require frequent recalibration as macroeconomic conditions evolve.</w:t>
       </w:r>
     </w:p>
-    <w:bookmarkEnd w:id="50"/>
-    <w:bookmarkStart w:id="51" w:name="X6fb952f48fe7386a51cacff4bb40301fd98916c"/>
+    <w:bookmarkEnd w:id="62"/>
+    <w:bookmarkStart w:id="63" w:name="X6fb952f48fe7386a51cacff4bb40301fd98916c"/>
     <w:p>
       <w:pPr>
         <w:pStyle w:val="Heading3"/>
@@ -11327,8 +11483,8 @@
         <w:t xml:space="preserve">functions as a level-shifter rather than a slope-modifier is consistent with the manufacturing-SME baseline in the China-specific literature (Author Citation, 2026, JFAR), where DAI curvature moderation returns a null F-test (p = 0.89). In China's upper-middle-income context, Tier-1 digital presence raises the productivity baseline uniformly but does not modify the structural constraint at the upper tail of export intensity. Whether higher-tier digital adoption (Tier-1+2 composites) plays a stronger contingent role in different institutional contexts is left as a question for future work where the WBES instrument supports such measurement.</w:t>
       </w:r>
     </w:p>
-    <w:bookmarkEnd w:id="51"/>
-    <w:bookmarkStart w:id="52" w:name="X7800104b0d5bc7dc7ba4e9d3a40c8cdf7706565"/>
+    <w:bookmarkEnd w:id="63"/>
+    <w:bookmarkStart w:id="64" w:name="X7800104b0d5bc7dc7ba4e9d3a40c8cdf7706565"/>
     <w:p>
       <w:pPr>
         <w:pStyle w:val="Heading3"/>
@@ -11397,9 +11553,9 @@
         <w:t xml:space="preserve">, the capability-moderation null is conditional on the WBES capability instruments; richer indicators (Tier 3-4 digital integration, deeper R&amp;D-instensity measures) may yet reveal the curvature-moderation effect that the present instruments do not detect.</w:t>
       </w:r>
     </w:p>
-    <w:bookmarkEnd w:id="52"/>
-    <w:bookmarkEnd w:id="53"/>
-    <w:bookmarkStart w:id="54" w:name="Xf3d63d3bef15b3e862b66ed5bd48a577996a1bc"/>
+    <w:bookmarkEnd w:id="64"/>
+    <w:bookmarkEnd w:id="65"/>
+    <w:bookmarkStart w:id="66" w:name="Xf3d63d3bef15b3e862b66ed5bd48a577996a1bc"/>
     <w:p>
       <w:pPr>
         <w:pStyle w:val="Heading2"/>
@@ -11647,8 +11803,8 @@
         </w:pict>
       </w:r>
     </w:p>
-    <w:bookmarkEnd w:id="54"/>
-    <w:bookmarkStart w:id="55" w:name="acknowledgements"/>
+    <w:bookmarkEnd w:id="66"/>
+    <w:bookmarkStart w:id="67" w:name="acknowledgements"/>
     <w:p>
       <w:pPr>
         <w:pStyle w:val="Heading2"/>
@@ -11667,7 +11823,7 @@
       <w:r>
         <w:t xml:space="preserve"> </w:t>
       </w:r>
-      <w:hyperlink r:id="rId30">
+      <w:hyperlink r:id="rId33">
         <w:r>
           <w:rPr>
             <w:rStyle w:val="Hyperlink"/>
@@ -11694,8 +11850,8 @@
         </w:pict>
       </w:r>
     </w:p>
-    <w:bookmarkEnd w:id="55"/>
-    <w:bookmarkStart w:id="96" w:name="references"/>
+    <w:bookmarkEnd w:id="67"/>
+    <w:bookmarkStart w:id="109" w:name="references"/>
     <w:p>
       <w:pPr>
         <w:pStyle w:val="Heading2"/>
@@ -11727,7 +11883,7 @@
       <w:r>
         <w:t xml:space="preserve"> </w:t>
       </w:r>
-      <w:hyperlink r:id="rId56">
+      <w:hyperlink r:id="rId68">
         <w:r>
           <w:rPr>
             <w:rStyle w:val="Hyperlink"/>
@@ -11759,7 +11915,7 @@
       <w:r>
         <w:t xml:space="preserve"> </w:t>
       </w:r>
-      <w:hyperlink r:id="rId57">
+      <w:hyperlink r:id="rId69">
         <w:r>
           <w:rPr>
             <w:rStyle w:val="Hyperlink"/>
@@ -11791,7 +11947,7 @@
       <w:r>
         <w:t xml:space="preserve"> </w:t>
       </w:r>
-      <w:hyperlink r:id="rId58">
+      <w:hyperlink r:id="rId70">
         <w:r>
           <w:rPr>
             <w:rStyle w:val="Hyperlink"/>
@@ -11823,7 +11979,7 @@
       <w:r>
         <w:t xml:space="preserve"> </w:t>
       </w:r>
-      <w:hyperlink r:id="rId59">
+      <w:hyperlink r:id="rId71">
         <w:r>
           <w:rPr>
             <w:rStyle w:val="Hyperlink"/>
@@ -11855,7 +12011,7 @@
       <w:r>
         <w:t xml:space="preserve"> </w:t>
       </w:r>
-      <w:hyperlink r:id="rId60">
+      <w:hyperlink r:id="rId72">
         <w:r>
           <w:rPr>
             <w:rStyle w:val="Hyperlink"/>
@@ -11887,7 +12043,7 @@
       <w:r>
         <w:t xml:space="preserve"> </w:t>
       </w:r>
-      <w:hyperlink r:id="rId61">
+      <w:hyperlink r:id="rId73">
         <w:r>
           <w:rPr>
             <w:rStyle w:val="Hyperlink"/>
@@ -11919,7 +12075,7 @@
       <w:r>
         <w:t xml:space="preserve"> </w:t>
       </w:r>
-      <w:hyperlink r:id="rId62">
+      <w:hyperlink r:id="rId74">
         <w:r>
           <w:rPr>
             <w:rStyle w:val="Hyperlink"/>
@@ -11951,7 +12107,7 @@
       <w:r>
         <w:t xml:space="preserve"> </w:t>
       </w:r>
-      <w:hyperlink r:id="rId63">
+      <w:hyperlink r:id="rId75">
         <w:r>
           <w:rPr>
             <w:rStyle w:val="Hyperlink"/>
@@ -11983,7 +12139,7 @@
       <w:r>
         <w:t xml:space="preserve"> </w:t>
       </w:r>
-      <w:hyperlink r:id="rId64">
+      <w:hyperlink r:id="rId76">
         <w:r>
           <w:rPr>
             <w:rStyle w:val="Hyperlink"/>
@@ -12015,7 +12171,7 @@
       <w:r>
         <w:t xml:space="preserve"> </w:t>
       </w:r>
-      <w:hyperlink r:id="rId65">
+      <w:hyperlink r:id="rId77">
         <w:r>
           <w:rPr>
             <w:rStyle w:val="Hyperlink"/>
@@ -12113,7 +12269,7 @@
       <w:r>
         <w:t xml:space="preserve"> </w:t>
       </w:r>
-      <w:hyperlink r:id="rId66">
+      <w:hyperlink r:id="rId78">
         <w:r>
           <w:rPr>
             <w:rStyle w:val="Hyperlink"/>
@@ -12145,7 +12301,7 @@
       <w:r>
         <w:t xml:space="preserve"> </w:t>
       </w:r>
-      <w:hyperlink r:id="rId67">
+      <w:hyperlink r:id="rId79">
         <w:r>
           <w:rPr>
             <w:rStyle w:val="Hyperlink"/>
@@ -12177,7 +12333,7 @@
       <w:r>
         <w:t xml:space="preserve"> </w:t>
       </w:r>
-      <w:hyperlink r:id="rId68">
+      <w:hyperlink r:id="rId80">
         <w:r>
           <w:rPr>
             <w:rStyle w:val="Hyperlink"/>
@@ -12209,7 +12365,7 @@
       <w:r>
         <w:t xml:space="preserve"> </w:t>
       </w:r>
-      <w:hyperlink r:id="rId69">
+      <w:hyperlink r:id="rId81">
         <w:r>
           <w:rPr>
             <w:rStyle w:val="Hyperlink"/>
@@ -12241,7 +12397,7 @@
       <w:r>
         <w:t xml:space="preserve"> </w:t>
       </w:r>
-      <w:hyperlink r:id="rId70">
+      <w:hyperlink r:id="rId82">
         <w:r>
           <w:rPr>
             <w:rStyle w:val="Hyperlink"/>
@@ -12273,7 +12429,7 @@
       <w:r>
         <w:t xml:space="preserve"> </w:t>
       </w:r>
-      <w:hyperlink r:id="rId71">
+      <w:hyperlink r:id="rId83">
         <w:r>
           <w:rPr>
             <w:rStyle w:val="Hyperlink"/>
@@ -12305,7 +12461,7 @@
       <w:r>
         <w:t xml:space="preserve"> </w:t>
       </w:r>
-      <w:hyperlink r:id="rId72">
+      <w:hyperlink r:id="rId84">
         <w:r>
           <w:rPr>
             <w:rStyle w:val="Hyperlink"/>
@@ -12337,7 +12493,7 @@
       <w:r>
         <w:t xml:space="preserve"> </w:t>
       </w:r>
-      <w:hyperlink r:id="rId73">
+      <w:hyperlink r:id="rId85">
         <w:r>
           <w:rPr>
             <w:rStyle w:val="Hyperlink"/>
@@ -12369,7 +12525,7 @@
       <w:r>
         <w:t xml:space="preserve"> </w:t>
       </w:r>
-      <w:hyperlink r:id="rId74">
+      <w:hyperlink r:id="rId86">
         <w:r>
           <w:rPr>
             <w:rStyle w:val="Hyperlink"/>
@@ -12401,7 +12557,7 @@
       <w:r>
         <w:t xml:space="preserve"> </w:t>
       </w:r>
-      <w:hyperlink r:id="rId75">
+      <w:hyperlink r:id="rId87">
         <w:r>
           <w:rPr>
             <w:rStyle w:val="Hyperlink"/>
@@ -12433,7 +12589,7 @@
       <w:r>
         <w:t xml:space="preserve"> </w:t>
       </w:r>
-      <w:hyperlink r:id="rId76">
+      <w:hyperlink r:id="rId88">
         <w:r>
           <w:rPr>
             <w:rStyle w:val="Hyperlink"/>
@@ -12465,7 +12621,7 @@
       <w:r>
         <w:t xml:space="preserve"> </w:t>
       </w:r>
-      <w:hyperlink r:id="rId77">
+      <w:hyperlink r:id="rId89">
         <w:r>
           <w:rPr>
             <w:rStyle w:val="Hyperlink"/>
@@ -12497,7 +12653,7 @@
       <w:r>
         <w:t xml:space="preserve"> </w:t>
       </w:r>
-      <w:hyperlink r:id="rId78">
+      <w:hyperlink r:id="rId90">
         <w:r>
           <w:rPr>
             <w:rStyle w:val="Hyperlink"/>
@@ -12529,7 +12685,7 @@
       <w:r>
         <w:t xml:space="preserve"> </w:t>
       </w:r>
-      <w:hyperlink r:id="rId79">
+      <w:hyperlink r:id="rId91">
         <w:r>
           <w:rPr>
             <w:rStyle w:val="Hyperlink"/>
@@ -12561,7 +12717,7 @@
       <w:r>
         <w:t xml:space="preserve"> </w:t>
       </w:r>
-      <w:hyperlink r:id="rId80">
+      <w:hyperlink r:id="rId92">
         <w:r>
           <w:rPr>
             <w:rStyle w:val="Hyperlink"/>
@@ -12593,7 +12749,7 @@
       <w:r>
         <w:t xml:space="preserve"> </w:t>
       </w:r>
-      <w:hyperlink r:id="rId81">
+      <w:hyperlink r:id="rId93">
         <w:r>
           <w:rPr>
             <w:rStyle w:val="Hyperlink"/>
@@ -12625,7 +12781,7 @@
       <w:r>
         <w:t xml:space="preserve"> </w:t>
       </w:r>
-      <w:hyperlink r:id="rId82">
+      <w:hyperlink r:id="rId94">
         <w:r>
           <w:rPr>
             <w:rStyle w:val="Hyperlink"/>
@@ -12657,7 +12813,7 @@
       <w:r>
         <w:t xml:space="preserve"> </w:t>
       </w:r>
-      <w:hyperlink r:id="rId83">
+      <w:hyperlink r:id="rId95">
         <w:r>
           <w:rPr>
             <w:rStyle w:val="Hyperlink"/>
@@ -12689,7 +12845,7 @@
       <w:r>
         <w:t xml:space="preserve"> </w:t>
       </w:r>
-      <w:hyperlink r:id="rId84">
+      <w:hyperlink r:id="rId96">
         <w:r>
           <w:rPr>
             <w:rStyle w:val="Hyperlink"/>
@@ -12703,7 +12859,7 @@
         <w:pStyle w:val="BodyText"/>
       </w:pPr>
       <w:r>
-        <w:t xml:space="preserve">Paternoster, R., Brame, R., Mazerolle, P., &amp; Piquero, A. (1998). Using the correct statistical test for the equality of regression coefficients.</w:t>
+        <w:t xml:space="preserve">North, D. C. (1990).</w:t>
       </w:r>
       <w:r>
         <w:t xml:space="preserve"> </w:t>
@@ -12713,6 +12869,27 @@
           <w:iCs/>
           <w:i/>
         </w:rPr>
+        <w:t xml:space="preserve">Institutions, institutional change and economic performance</w:t>
+      </w:r>
+      <w:r>
+        <w:t xml:space="preserve">. Cambridge University Press.</w:t>
+      </w:r>
+    </w:p>
+    <w:p>
+      <w:pPr>
+        <w:pStyle w:val="BodyText"/>
+      </w:pPr>
+      <w:r>
+        <w:t xml:space="preserve">Paternoster, R., Brame, R., Mazerolle, P., &amp; Piquero, A. (1998). Using the correct statistical test for the equality of regression coefficients.</w:t>
+      </w:r>
+      <w:r>
+        <w:t xml:space="preserve"> </w:t>
+      </w:r>
+      <w:r>
+        <w:rPr>
+          <w:iCs/>
+          <w:i/>
+        </w:rPr>
         <w:t xml:space="preserve">Criminology, 36</w:t>
       </w:r>
       <w:r>
@@ -12721,7 +12898,7 @@
       <w:r>
         <w:t xml:space="preserve"> </w:t>
       </w:r>
-      <w:hyperlink r:id="rId85">
+      <w:hyperlink r:id="rId97">
         <w:r>
           <w:rPr>
             <w:rStyle w:val="Hyperlink"/>
@@ -12753,7 +12930,7 @@
       <w:r>
         <w:t xml:space="preserve"> </w:t>
       </w:r>
-      <w:hyperlink r:id="rId86">
+      <w:hyperlink r:id="rId98">
         <w:r>
           <w:rPr>
             <w:rStyle w:val="Hyperlink"/>
@@ -12767,7 +12944,7 @@
         <w:pStyle w:val="BodyText"/>
       </w:pPr>
       <w:r>
-        <w:t xml:space="preserve">Schwens, C., Zapkau, F. B., Bierwerth, M., Isidor, R., Knight, G., &amp; Kabst, R. (2018). International entrepreneurship: A meta-analysis on the internationalization and performance relationship.</w:t>
+        <w:t xml:space="preserve">Pisani, N., Garcia-Bernardo, J., &amp; Heemskerk, E. (2020). Does it pay to be a multinational? A large-sample, cross-national replication assessing the multinationality–performance relationship.</w:t>
       </w:r>
       <w:r>
         <w:t xml:space="preserve"> </w:t>
@@ -12777,6 +12954,38 @@
           <w:iCs/>
           <w:i/>
         </w:rPr>
+        <w:t xml:space="preserve">Strategic Management Journal, 41</w:t>
+      </w:r>
+      <w:r>
+        <w:t xml:space="preserve">(1), 152–172.</w:t>
+      </w:r>
+      <w:r>
+        <w:t xml:space="preserve"> </w:t>
+      </w:r>
+      <w:hyperlink r:id="rId99">
+        <w:r>
+          <w:rPr>
+            <w:rStyle w:val="Hyperlink"/>
+          </w:rPr>
+          <w:t xml:space="preserve">https://doi.org/10.1002/smj.3087</w:t>
+        </w:r>
+      </w:hyperlink>
+    </w:p>
+    <w:p>
+      <w:pPr>
+        <w:pStyle w:val="BodyText"/>
+      </w:pPr>
+      <w:r>
+        <w:t xml:space="preserve">Schwens, C., Zapkau, F. B., Bierwerth, M., Isidor, R., Knight, G., &amp; Kabst, R. (2018). International entrepreneurship: A meta-analysis on the internationalization and performance relationship.</w:t>
+      </w:r>
+      <w:r>
+        <w:t xml:space="preserve"> </w:t>
+      </w:r>
+      <w:r>
+        <w:rPr>
+          <w:iCs/>
+          <w:i/>
+        </w:rPr>
         <w:t xml:space="preserve">Entrepreneurship Theory and Practice, 42</w:t>
       </w:r>
       <w:r>
@@ -12785,7 +12994,7 @@
       <w:r>
         <w:t xml:space="preserve"> </w:t>
       </w:r>
-      <w:hyperlink r:id="rId87">
+      <w:hyperlink r:id="rId100">
         <w:r>
           <w:rPr>
             <w:rStyle w:val="Hyperlink"/>
@@ -12817,7 +13026,7 @@
       <w:r>
         <w:t xml:space="preserve"> </w:t>
       </w:r>
-      <w:hyperlink r:id="rId88">
+      <w:hyperlink r:id="rId101">
         <w:r>
           <w:rPr>
             <w:rStyle w:val="Hyperlink"/>
@@ -12849,7 +13058,7 @@
       <w:r>
         <w:t xml:space="preserve"> </w:t>
       </w:r>
-      <w:hyperlink r:id="rId89">
+      <w:hyperlink r:id="rId102">
         <w:r>
           <w:rPr>
             <w:rStyle w:val="Hyperlink"/>
@@ -12881,7 +13090,7 @@
       <w:r>
         <w:t xml:space="preserve"> </w:t>
       </w:r>
-      <w:hyperlink r:id="rId90">
+      <w:hyperlink r:id="rId103">
         <w:r>
           <w:rPr>
             <w:rStyle w:val="Hyperlink"/>
@@ -12913,7 +13122,7 @@
       <w:r>
         <w:t xml:space="preserve"> </w:t>
       </w:r>
-      <w:hyperlink r:id="rId91">
+      <w:hyperlink r:id="rId104">
         <w:r>
           <w:rPr>
             <w:rStyle w:val="Hyperlink"/>
@@ -12945,7 +13154,7 @@
       <w:r>
         <w:t xml:space="preserve"> </w:t>
       </w:r>
-      <w:hyperlink r:id="rId92">
+      <w:hyperlink r:id="rId105">
         <w:r>
           <w:rPr>
             <w:rStyle w:val="Hyperlink"/>
@@ -12977,7 +13186,7 @@
       <w:r>
         <w:t xml:space="preserve"> </w:t>
       </w:r>
-      <w:hyperlink r:id="rId93">
+      <w:hyperlink r:id="rId106">
         <w:r>
           <w:rPr>
             <w:rStyle w:val="Hyperlink"/>
@@ -13012,7 +13221,7 @@
       <w:r>
         <w:t xml:space="preserve"> </w:t>
       </w:r>
-      <w:hyperlink r:id="rId94">
+      <w:hyperlink r:id="rId107">
         <w:r>
           <w:rPr>
             <w:rStyle w:val="Hyperlink"/>
@@ -13047,7 +13256,7 @@
       <w:r>
         <w:t xml:space="preserve"> </w:t>
       </w:r>
-      <w:hyperlink r:id="rId94">
+      <w:hyperlink r:id="rId107">
         <w:r>
           <w:rPr>
             <w:rStyle w:val="Hyperlink"/>
@@ -13079,7 +13288,7 @@
       <w:r>
         <w:t xml:space="preserve"> </w:t>
       </w:r>
-      <w:hyperlink r:id="rId95">
+      <w:hyperlink r:id="rId108">
         <w:r>
           <w:rPr>
             <w:rStyle w:val="Hyperlink"/>
@@ -13305,8 +13514,8 @@
         <w:t xml:space="preserve">), and figure-rendering scripts are documented in the repository README.</w:t>
       </w:r>
     </w:p>
-    <w:bookmarkEnd w:id="96"/>
-    <w:bookmarkStart w:id="97" w:name="X799c23334c5944d058eaf15944a1408ff96b683"/>
+    <w:bookmarkEnd w:id="109"/>
+    <w:bookmarkStart w:id="110" w:name="X799c23334c5944d058eaf15944a1408ff96b683"/>
     <w:p>
       <w:pPr>
         <w:pStyle w:val="Heading2"/>
@@ -13323,8 +13532,8 @@
         <w:t xml:space="preserve">Generative AI tools were used during manuscript preparation to assist with language editing, code refactoring, and reference formatting. All research design, variable construction, model specification, estimation, interpretation, and scientific conclusions are the authors' own work and responsibility. No result was accepted on an AI's assertion; all reported quantitative results are reproducible from the replication package.</w:t>
       </w:r>
     </w:p>
-    <w:bookmarkEnd w:id="97"/>
-    <w:bookmarkEnd w:id="98"/>
+    <w:bookmarkEnd w:id="110"/>
+    <w:bookmarkEnd w:id="111"/>
     <w:sectPr>
       <w:pgSz w:h="16838" w:w="11906"/>
       <w:pgMar w:bottom="1417" w:left="1417" w:right="1417" w:top="1417"/>

--- a/manuscripts/p5_china_final.docx
+++ b/manuscripts/p5_china_final.docx
@@ -10417,7 +10417,7 @@
         <w:t xml:space="preserve"> </w:t>
       </w:r>
       <w:r>
-        <w:t xml:space="preserve">(Tier 1 website presence) is positively associated with productivity as a direct level-shift term (β_z = +0.05 to +0.13, p ≤ .03 across waves and pooled), but the DAI×FSTS curvature-moderation tests return null results in all specifications, consistent with digital presence operating as a productivity floor-raiser rather than a threshold-shifter. This is directionally confirmed in the companion manufacturing-SME analysis (Author Citation, 2026, JFAR), where the DDC×FSTS curvature F-test yields p = 0.89, reinforcing the level-shift interpretation across different sample frames and operational definitions of digital adoption.</w:t>
+        <w:t xml:space="preserve">(Tier 1 website presence) is positively associated with productivity as a direct level-shift term (β_z = +0.05 to +0.13, p ≤ .03 across waves and pooled), but the DAI×FSTS curvature-moderation tests return null results in all specifications, consistent with digital presence operating as a productivity floor-raiser rather than a threshold-shifter. This is directionally confirmed in the companion manufacturing-SME analysis (Author Citation, 2026, JFAR), where the DDC×FSTS curvature F-test yields p = .89, reinforcing the level-shift interpretation across different sample frames and operational definitions of digital adoption.</w:t>
       </w:r>
     </w:p>
     <w:p>
@@ -10485,7 +10485,7 @@
         <w:t xml:space="preserve"> </w:t>
       </w:r>
       <w:r>
-        <w:t xml:space="preserve">Companion evidence from the manufacturing-only analysis (Author Citation, 2026, JFAR) reports that female manager presence does not moderate the I–P curvature (female manager × FSTS β = 0.003, p = 0.892), indicating that the inverted-U threshold is structurally invariant to the gender composition of firm leadership. This null is an informative positive finding: it rules out gender-linked managerial risk preferences and coordination styles as explanations for why the threshold location is where it is.</w:t>
+        <w:t xml:space="preserve">Companion evidence from the manufacturing-only analysis (Author Citation, 2026, JFAR) reports that female manager presence does not moderate the I–P curvature (female manager × FSTS β = 0.003, p = .892), indicating that the inverted-U threshold is structurally invariant to the gender composition of firm leadership. This null is an informative positive finding: it rules out gender-linked managerial risk preferences and coordination styles as explanations for why the threshold location is where it is.</w:t>
       </w:r>
     </w:p>
     <w:p>
@@ -10503,7 +10503,7 @@
         <w:t xml:space="preserve"> </w:t>
       </w:r>
       <w:r>
-        <w:t xml:space="preserve">Manager experience is positively associated with productivity as a direct term (β = 0.015, p = 0.005 in the companion analysis), but does not moderate the curvature of the I–P relationship, again consistent with the level-shift rather than the slope-change interpretation. Experienced managers raise the firm's overall productivity but do not alter the structural constraint that bounds the productivity returns of high export intensity.</w:t>
+        <w:t xml:space="preserve">Manager experience is positively associated with productivity as a direct term (β = 0.015, p = .005 in the companion analysis), but does not moderate the curvature of the I–P relationship, again consistent with the level-shift rather than the slope-change interpretation. Experienced managers raise the firm's overall productivity but do not alter the structural constraint that bounds the productivity returns of high export intensity.</w:t>
       </w:r>
     </w:p>
     <w:p>
@@ -11480,7 +11480,7 @@
         <w:t xml:space="preserve"> </w:t>
       </w:r>
       <w:r>
-        <w:t xml:space="preserve">functions as a level-shifter rather than a slope-modifier is consistent with the manufacturing-SME baseline in the China-specific literature (Author Citation, 2026, JFAR), where DAI curvature moderation returns a null F-test (p = 0.89). In China's upper-middle-income context, Tier-1 digital presence raises the productivity baseline uniformly but does not modify the structural constraint at the upper tail of export intensity. Whether higher-tier digital adoption (Tier-1+2 composites) plays a stronger contingent role in different institutional contexts is left as a question for future work where the WBES instrument supports such measurement.</w:t>
+        <w:t xml:space="preserve">functions as a level-shifter rather than a slope-modifier is consistent with the manufacturing-SME baseline in the China-specific literature (Author Citation, 2026, JFAR), where DAI curvature moderation returns a null F-test (p = .89). In China's upper-middle-income context, Tier-1 digital presence raises the productivity baseline uniformly but does not modify the structural constraint at the upper tail of export intensity. Whether higher-tier digital adoption (Tier-1+2 composites) plays a stronger contingent role in different institutional contexts is left as a question for future work where the WBES instrument supports such measurement.</w:t>
       </w:r>
     </w:p>
     <w:bookmarkEnd w:id="63"/>
